--- a/มคอ3/แผนการจัดการเรียนรู้รายวิชา (มคอ 3) .docx
+++ b/มคอ3/แผนการจัดการเรียนรู้รายวิชา (มคอ 3) .docx
@@ -4,7 +4,7 @@
   <w:body>
     <w:p>
       <w:pPr>
-        <w:pStyle w:val="ae"/>
+        <w:pStyle w:val="NoSpacing"/>
         <w:jc w:val="center"/>
         <w:rPr>
           <w:rFonts w:ascii="TH SarabunPSK" w:hAnsi="TH SarabunPSK" w:cs="TH SarabunPSK"/>
@@ -40,7 +40,7 @@
     </w:p>
     <w:tbl>
       <w:tblPr>
-        <w:tblStyle w:val="af"/>
+        <w:tblStyle w:val="TableGrid"/>
         <w:tblW w:w="0" w:type="auto"/>
         <w:tblLook w:val="04A0" w:firstRow="1" w:lastRow="0" w:firstColumn="1" w:lastColumn="0" w:noHBand="0" w:noVBand="1"/>
       </w:tblPr>
@@ -55,7 +55,7 @@
           </w:tcPr>
           <w:p>
             <w:pPr>
-              <w:pStyle w:val="ae"/>
+              <w:pStyle w:val="NoSpacing"/>
               <w:rPr>
                 <w:rFonts w:ascii="TH SarabunPSK" w:hAnsi="TH SarabunPSK" w:cs="TH SarabunPSK"/>
                 <w:b/>
@@ -83,7 +83,7 @@
           </w:tcPr>
           <w:p>
             <w:pPr>
-              <w:pStyle w:val="ae"/>
+              <w:pStyle w:val="NoSpacing"/>
               <w:rPr>
                 <w:rFonts w:ascii="TH SarabunPSK" w:hAnsi="TH SarabunPSK" w:cs="TH SarabunPSK"/>
                 <w:sz w:val="32"/>
@@ -100,7 +100,7 @@
           </w:tcPr>
           <w:p>
             <w:pPr>
-              <w:pStyle w:val="ae"/>
+              <w:pStyle w:val="NoSpacing"/>
               <w:rPr>
                 <w:rFonts w:ascii="TH SarabunPSK" w:hAnsi="TH SarabunPSK" w:cs="TH SarabunPSK"/>
                 <w:b/>
@@ -128,7 +128,7 @@
           </w:tcPr>
           <w:p>
             <w:pPr>
-              <w:pStyle w:val="ae"/>
+              <w:pStyle w:val="NoSpacing"/>
               <w:rPr>
                 <w:rFonts w:ascii="TH SarabunPSK" w:hAnsi="TH SarabunPSK" w:cs="TH SarabunPSK"/>
                 <w:sz w:val="32"/>
@@ -145,7 +145,7 @@
           </w:tcPr>
           <w:p>
             <w:pPr>
-              <w:pStyle w:val="ae"/>
+              <w:pStyle w:val="NoSpacing"/>
               <w:rPr>
                 <w:rFonts w:ascii="TH SarabunPSK" w:hAnsi="TH SarabunPSK" w:cs="TH SarabunPSK"/>
                 <w:b/>
@@ -173,7 +173,7 @@
           </w:tcPr>
           <w:p>
             <w:pPr>
-              <w:pStyle w:val="ae"/>
+              <w:pStyle w:val="NoSpacing"/>
               <w:rPr>
                 <w:rFonts w:ascii="TH SarabunPSK" w:hAnsi="TH SarabunPSK" w:cs="TH SarabunPSK"/>
                 <w:sz w:val="32"/>
@@ -190,7 +190,7 @@
           </w:tcPr>
           <w:p>
             <w:pPr>
-              <w:pStyle w:val="ae"/>
+              <w:pStyle w:val="NoSpacing"/>
               <w:rPr>
                 <w:rFonts w:ascii="TH SarabunPSK" w:hAnsi="TH SarabunPSK" w:cs="TH SarabunPSK"/>
                 <w:b/>
@@ -218,7 +218,7 @@
           </w:tcPr>
           <w:p>
             <w:pPr>
-              <w:pStyle w:val="ae"/>
+              <w:pStyle w:val="NoSpacing"/>
               <w:rPr>
                 <w:rFonts w:ascii="TH SarabunPSK" w:hAnsi="TH SarabunPSK" w:cs="TH SarabunPSK"/>
                 <w:sz w:val="32"/>
@@ -235,7 +235,7 @@
           </w:tcPr>
           <w:p>
             <w:pPr>
-              <w:pStyle w:val="ae"/>
+              <w:pStyle w:val="NoSpacing"/>
               <w:rPr>
                 <w:rFonts w:ascii="TH SarabunPSK" w:hAnsi="TH SarabunPSK" w:cs="TH SarabunPSK"/>
                 <w:b/>
@@ -287,7 +287,7 @@
           </w:tcPr>
           <w:p>
             <w:pPr>
-              <w:pStyle w:val="ae"/>
+              <w:pStyle w:val="NoSpacing"/>
               <w:rPr>
                 <w:rFonts w:ascii="TH SarabunPSK" w:hAnsi="TH SarabunPSK" w:cs="TH SarabunPSK"/>
                 <w:sz w:val="32"/>
@@ -304,7 +304,7 @@
           </w:tcPr>
           <w:p>
             <w:pPr>
-              <w:pStyle w:val="ae"/>
+              <w:pStyle w:val="NoSpacing"/>
               <w:rPr>
                 <w:rFonts w:ascii="TH SarabunPSK" w:hAnsi="TH SarabunPSK" w:cs="TH SarabunPSK"/>
                 <w:b/>
@@ -354,7 +354,7 @@
           </w:tcPr>
           <w:p>
             <w:pPr>
-              <w:pStyle w:val="ae"/>
+              <w:pStyle w:val="NoSpacing"/>
               <w:rPr>
                 <w:rFonts w:ascii="TH SarabunPSK" w:hAnsi="TH SarabunPSK" w:cs="TH SarabunPSK"/>
                 <w:sz w:val="32"/>
@@ -371,7 +371,7 @@
           </w:tcPr>
           <w:p>
             <w:pPr>
-              <w:pStyle w:val="ae"/>
+              <w:pStyle w:val="NoSpacing"/>
               <w:rPr>
                 <w:rFonts w:ascii="TH SarabunPSK" w:hAnsi="TH SarabunPSK" w:cs="TH SarabunPSK"/>
                 <w:b/>
@@ -423,7 +423,7 @@
           </w:tcPr>
           <w:p>
             <w:pPr>
-              <w:pStyle w:val="ae"/>
+              <w:pStyle w:val="NoSpacing"/>
               <w:rPr>
                 <w:rFonts w:ascii="TH SarabunPSK" w:hAnsi="TH SarabunPSK" w:cs="TH SarabunPSK"/>
                 <w:sz w:val="32"/>
@@ -441,7 +441,7 @@
           </w:tcPr>
           <w:p>
             <w:pPr>
-              <w:pStyle w:val="ae"/>
+              <w:pStyle w:val="NoSpacing"/>
               <w:rPr>
                 <w:rFonts w:ascii="TH SarabunPSK" w:hAnsi="TH SarabunPSK" w:cs="TH SarabunPSK"/>
                 <w:b/>
@@ -467,7 +467,7 @@
     </w:tbl>
     <w:p>
       <w:pPr>
-        <w:pStyle w:val="ae"/>
+        <w:pStyle w:val="NoSpacing"/>
         <w:rPr>
           <w:rFonts w:ascii="TH SarabunPSK" w:hAnsi="TH SarabunPSK" w:cs="TH SarabunPSK"/>
           <w:sz w:val="32"/>
@@ -477,7 +477,18 @@
     </w:p>
     <w:p>
       <w:pPr>
-        <w:pStyle w:val="ae"/>
+        <w:pStyle w:val="NoSpacing"/>
+        <w:rPr>
+          <w:rFonts w:ascii="TH SarabunPSK" w:hAnsi="TH SarabunPSK" w:cs="TH SarabunPSK"/>
+          <w:sz w:val="32"/>
+          <w:szCs w:val="32"/>
+          <w:lang w:val="en-GB"/>
+        </w:rPr>
+      </w:pPr>
+    </w:p>
+    <w:p>
+      <w:pPr>
+        <w:pStyle w:val="NoSpacing"/>
         <w:rPr>
           <w:rFonts w:ascii="TH SarabunPSK" w:hAnsi="TH SarabunPSK" w:cs="TH SarabunPSK"/>
           <w:b/>
@@ -486,10 +497,22 @@
           <w:szCs w:val="32"/>
         </w:rPr>
       </w:pPr>
+      <w:r>
+        <w:rPr>
+          <w:rFonts w:ascii="TH SarabunPSK" w:hAnsi="TH SarabunPSK" w:cs="TH SarabunPSK" w:hint="cs"/>
+          <w:b/>
+          <w:bCs/>
+          <w:sz w:val="32"/>
+          <w:szCs w:val="32"/>
+          <w:cs/>
+          <w:lang w:val="en-GB"/>
+        </w:rPr>
+        <w:t>การประเมินผลการจัดการเรียนรู้</w:t>
+      </w:r>
     </w:p>
     <w:p>
       <w:pPr>
-        <w:pStyle w:val="ae"/>
+        <w:pStyle w:val="NoSpacing"/>
         <w:rPr>
           <w:rFonts w:ascii="TH SarabunPSK" w:hAnsi="TH SarabunPSK" w:cs="TH SarabunPSK"/>
           <w:b/>
@@ -528,18 +551,7 @@
           <w:szCs w:val="32"/>
           <w:cs/>
         </w:rPr>
-        <w:t xml:space="preserve"> </w:t>
-      </w:r>
-      <w:r>
-        <w:rPr>
-          <w:rFonts w:ascii="TH SarabunPSK" w:hAnsi="TH SarabunPSK" w:cs="TH SarabunPSK" w:hint="cs"/>
-          <w:b/>
-          <w:bCs/>
-          <w:sz w:val="32"/>
-          <w:szCs w:val="32"/>
-          <w:cs/>
-        </w:rPr>
-        <w:t>(</w:t>
+        <w:t xml:space="preserve"> (</w:t>
       </w:r>
       <w:r>
         <w:rPr>
@@ -554,7 +566,7 @@
     </w:p>
     <w:tbl>
       <w:tblPr>
-        <w:tblStyle w:val="af"/>
+        <w:tblStyle w:val="TableGrid"/>
         <w:tblW w:w="0" w:type="auto"/>
         <w:tblLook w:val="04A0" w:firstRow="1" w:lastRow="0" w:firstColumn="1" w:lastColumn="0" w:noHBand="0" w:noVBand="1"/>
       </w:tblPr>
@@ -573,7 +585,7 @@
           </w:tcPr>
           <w:p>
             <w:pPr>
-              <w:pStyle w:val="ae"/>
+              <w:pStyle w:val="NoSpacing"/>
               <w:jc w:val="center"/>
               <w:rPr>
                 <w:rFonts w:ascii="TH SarabunPSK" w:hAnsi="TH SarabunPSK" w:cs="TH SarabunPSK"/>
@@ -595,31 +607,7 @@
                 <w:cs/>
                 <w:lang w:val="en-GB"/>
               </w:rPr>
-              <w:t>ผลลัพธ์การเรียนรู้</w:t>
-            </w:r>
-            <w:r>
-              <w:rPr>
-                <w:rFonts w:ascii="TH SarabunPSK" w:hAnsi="TH SarabunPSK" w:cs="TH SarabunPSK" w:hint="cs"/>
-                <w:b/>
-                <w:bCs/>
-                <w:sz w:val="32"/>
-                <w:szCs w:val="32"/>
-                <w:cs/>
-                <w:lang w:val="en-GB"/>
-              </w:rPr>
-              <w:t>รายวิชา</w:t>
-            </w:r>
-            <w:r>
-              <w:rPr>
-                <w:rFonts w:ascii="TH SarabunPSK" w:hAnsi="TH SarabunPSK" w:cs="TH SarabunPSK" w:hint="cs"/>
-                <w:b/>
-                <w:bCs/>
-                <w:sz w:val="32"/>
-                <w:szCs w:val="32"/>
-                <w:cs/>
-                <w:lang w:val="en-GB"/>
-              </w:rPr>
-              <w:t>(</w:t>
+              <w:t>ผลลัพธ์การเรียนรู้รายวิชา(</w:t>
             </w:r>
             <w:r>
               <w:rPr>
@@ -651,7 +639,7 @@
           </w:tcPr>
           <w:p>
             <w:pPr>
-              <w:pStyle w:val="ae"/>
+              <w:pStyle w:val="NoSpacing"/>
               <w:jc w:val="center"/>
               <w:rPr>
                 <w:rFonts w:ascii="TH SarabunPSK" w:hAnsi="TH SarabunPSK" w:cs="TH SarabunPSK"/>
@@ -683,7 +671,7 @@
           </w:tcPr>
           <w:p>
             <w:pPr>
-              <w:pStyle w:val="ae"/>
+              <w:pStyle w:val="NoSpacing"/>
               <w:jc w:val="center"/>
               <w:rPr>
                 <w:rFonts w:ascii="TH SarabunPSK" w:hAnsi="TH SarabunPSK" w:cs="TH SarabunPSK"/>
@@ -701,7 +689,7 @@
           </w:tcPr>
           <w:p>
             <w:pPr>
-              <w:pStyle w:val="ae"/>
+              <w:pStyle w:val="NoSpacing"/>
               <w:jc w:val="center"/>
               <w:rPr>
                 <w:rFonts w:ascii="TH SarabunPSK" w:hAnsi="TH SarabunPSK" w:cs="TH SarabunPSK"/>
@@ -729,7 +717,7 @@
           </w:tcPr>
           <w:p>
             <w:pPr>
-              <w:pStyle w:val="ae"/>
+              <w:pStyle w:val="NoSpacing"/>
               <w:jc w:val="center"/>
               <w:rPr>
                 <w:rFonts w:ascii="TH SarabunPSK" w:hAnsi="TH SarabunPSK" w:cs="TH SarabunPSK"/>
@@ -759,7 +747,7 @@
           </w:tcPr>
           <w:p>
             <w:pPr>
-              <w:pStyle w:val="ae"/>
+              <w:pStyle w:val="NoSpacing"/>
               <w:rPr>
                 <w:rFonts w:ascii="TH SarabunPSK" w:hAnsi="TH SarabunPSK" w:cs="TH SarabunPSK"/>
                 <w:sz w:val="32"/>
@@ -782,7 +770,7 @@
           </w:tcPr>
           <w:p>
             <w:pPr>
-              <w:pStyle w:val="ae"/>
+              <w:pStyle w:val="NoSpacing"/>
               <w:rPr>
                 <w:rFonts w:ascii="TH SarabunPSK" w:hAnsi="TH SarabunPSK" w:cs="TH SarabunPSK"/>
                 <w:sz w:val="32"/>
@@ -797,7 +785,7 @@
           </w:tcPr>
           <w:p>
             <w:pPr>
-              <w:pStyle w:val="ae"/>
+              <w:pStyle w:val="NoSpacing"/>
               <w:rPr>
                 <w:rFonts w:ascii="TH SarabunPSK" w:hAnsi="TH SarabunPSK" w:cs="TH SarabunPSK"/>
                 <w:sz w:val="32"/>
@@ -812,7 +800,7 @@
           </w:tcPr>
           <w:p>
             <w:pPr>
-              <w:pStyle w:val="ae"/>
+              <w:pStyle w:val="NoSpacing"/>
               <w:rPr>
                 <w:rFonts w:ascii="TH SarabunPSK" w:hAnsi="TH SarabunPSK" w:cs="TH SarabunPSK"/>
                 <w:sz w:val="32"/>
@@ -829,7 +817,7 @@
           </w:tcPr>
           <w:p>
             <w:pPr>
-              <w:pStyle w:val="ae"/>
+              <w:pStyle w:val="NoSpacing"/>
               <w:rPr>
                 <w:rFonts w:ascii="TH SarabunPSK" w:hAnsi="TH SarabunPSK" w:cs="TH SarabunPSK"/>
                 <w:sz w:val="32"/>
@@ -852,7 +840,7 @@
           </w:tcPr>
           <w:p>
             <w:pPr>
-              <w:pStyle w:val="ae"/>
+              <w:pStyle w:val="NoSpacing"/>
               <w:rPr>
                 <w:rFonts w:ascii="TH SarabunPSK" w:hAnsi="TH SarabunPSK" w:cs="TH SarabunPSK"/>
                 <w:sz w:val="32"/>
@@ -867,7 +855,7 @@
           </w:tcPr>
           <w:p>
             <w:pPr>
-              <w:pStyle w:val="ae"/>
+              <w:pStyle w:val="NoSpacing"/>
               <w:rPr>
                 <w:rFonts w:ascii="TH SarabunPSK" w:hAnsi="TH SarabunPSK" w:cs="TH SarabunPSK"/>
                 <w:sz w:val="32"/>
@@ -882,7 +870,7 @@
           </w:tcPr>
           <w:p>
             <w:pPr>
-              <w:pStyle w:val="ae"/>
+              <w:pStyle w:val="NoSpacing"/>
               <w:rPr>
                 <w:rFonts w:ascii="TH SarabunPSK" w:hAnsi="TH SarabunPSK" w:cs="TH SarabunPSK"/>
                 <w:sz w:val="32"/>
@@ -895,7 +883,7 @@
     </w:tbl>
     <w:p>
       <w:pPr>
-        <w:pStyle w:val="ae"/>
+        <w:pStyle w:val="NoSpacing"/>
         <w:rPr>
           <w:rFonts w:ascii="TH SarabunPSK" w:hAnsi="TH SarabunPSK" w:cs="TH SarabunPSK"/>
           <w:sz w:val="32"/>
@@ -905,7 +893,7 @@
     </w:p>
     <w:p>
       <w:pPr>
-        <w:pStyle w:val="ae"/>
+        <w:pStyle w:val="NoSpacing"/>
         <w:rPr>
           <w:rFonts w:ascii="TH SarabunPSK" w:hAnsi="TH SarabunPSK" w:cs="TH SarabunPSK"/>
           <w:b/>
@@ -918,7 +906,7 @@
     </w:p>
     <w:p>
       <w:pPr>
-        <w:pStyle w:val="ae"/>
+        <w:pStyle w:val="NoSpacing"/>
         <w:rPr>
           <w:rFonts w:ascii="TH SarabunPSK" w:hAnsi="TH SarabunPSK" w:cs="TH SarabunPSK"/>
           <w:b/>
@@ -984,7 +972,7 @@
     </w:p>
     <w:p>
       <w:pPr>
-        <w:pStyle w:val="ae"/>
+        <w:pStyle w:val="NoSpacing"/>
         <w:rPr>
           <w:rFonts w:ascii="TH SarabunPSK" w:hAnsi="TH SarabunPSK" w:cs="TH SarabunPSK"/>
           <w:b/>
@@ -1018,7 +1006,7 @@
     </w:p>
     <w:tbl>
       <w:tblPr>
-        <w:tblStyle w:val="af"/>
+        <w:tblStyle w:val="TableGrid"/>
         <w:tblW w:w="0" w:type="auto"/>
         <w:tblLook w:val="04A0" w:firstRow="1" w:lastRow="0" w:firstColumn="1" w:lastColumn="0" w:noHBand="0" w:noVBand="1"/>
       </w:tblPr>
@@ -1039,7 +1027,7 @@
           </w:tcPr>
           <w:p>
             <w:pPr>
-              <w:pStyle w:val="ae"/>
+              <w:pStyle w:val="NoSpacing"/>
               <w:jc w:val="center"/>
               <w:rPr>
                 <w:rFonts w:ascii="TH SarabunPSK" w:hAnsi="TH SarabunPSK" w:cs="TH SarabunPSK"/>
@@ -1068,7 +1056,7 @@
           </w:tcPr>
           <w:p>
             <w:pPr>
-              <w:pStyle w:val="ae"/>
+              <w:pStyle w:val="NoSpacing"/>
               <w:jc w:val="center"/>
               <w:rPr>
                 <w:rFonts w:ascii="TH SarabunPSK" w:hAnsi="TH SarabunPSK" w:cs="TH SarabunPSK"/>
@@ -1099,7 +1087,7 @@
           </w:tcPr>
           <w:p>
             <w:pPr>
-              <w:pStyle w:val="ae"/>
+              <w:pStyle w:val="NoSpacing"/>
               <w:jc w:val="center"/>
               <w:rPr>
                 <w:rFonts w:ascii="TH SarabunPSK" w:hAnsi="TH SarabunPSK" w:cs="TH SarabunPSK"/>
@@ -1117,7 +1105,7 @@
           </w:tcPr>
           <w:p>
             <w:pPr>
-              <w:pStyle w:val="ae"/>
+              <w:pStyle w:val="NoSpacing"/>
               <w:jc w:val="center"/>
               <w:rPr>
                 <w:rFonts w:ascii="TH SarabunPSK" w:hAnsi="TH SarabunPSK" w:cs="TH SarabunPSK"/>
@@ -1145,7 +1133,7 @@
           </w:tcPr>
           <w:p>
             <w:pPr>
-              <w:pStyle w:val="ae"/>
+              <w:pStyle w:val="NoSpacing"/>
               <w:jc w:val="center"/>
               <w:rPr>
                 <w:rFonts w:ascii="TH SarabunPSK" w:hAnsi="TH SarabunPSK" w:cs="TH SarabunPSK"/>
@@ -1173,7 +1161,7 @@
           </w:tcPr>
           <w:p>
             <w:pPr>
-              <w:pStyle w:val="ae"/>
+              <w:pStyle w:val="NoSpacing"/>
               <w:jc w:val="center"/>
               <w:rPr>
                 <w:rFonts w:ascii="TH SarabunPSK" w:hAnsi="TH SarabunPSK" w:cs="TH SarabunPSK"/>
@@ -1201,7 +1189,7 @@
           </w:tcPr>
           <w:p>
             <w:pPr>
-              <w:pStyle w:val="ae"/>
+              <w:pStyle w:val="NoSpacing"/>
               <w:jc w:val="center"/>
               <w:rPr>
                 <w:rFonts w:ascii="TH SarabunPSK" w:hAnsi="TH SarabunPSK" w:cs="TH SarabunPSK"/>
@@ -1217,7 +1205,7 @@
           </w:tcPr>
           <w:p>
             <w:pPr>
-              <w:pStyle w:val="ae"/>
+              <w:pStyle w:val="NoSpacing"/>
               <w:jc w:val="center"/>
               <w:rPr>
                 <w:rFonts w:ascii="TH SarabunPSK" w:hAnsi="TH SarabunPSK" w:cs="TH SarabunPSK"/>
@@ -1233,7 +1221,7 @@
           </w:tcPr>
           <w:p>
             <w:pPr>
-              <w:pStyle w:val="ae"/>
+              <w:pStyle w:val="NoSpacing"/>
               <w:jc w:val="center"/>
               <w:rPr>
                 <w:rFonts w:ascii="TH SarabunPSK" w:hAnsi="TH SarabunPSK" w:cs="TH SarabunPSK"/>
@@ -1251,7 +1239,7 @@
           </w:tcPr>
           <w:p>
             <w:pPr>
-              <w:pStyle w:val="ae"/>
+              <w:pStyle w:val="NoSpacing"/>
               <w:jc w:val="center"/>
               <w:rPr>
                 <w:rFonts w:ascii="TH SarabunPSK" w:hAnsi="TH SarabunPSK" w:cs="TH SarabunPSK"/>
@@ -1275,7 +1263,7 @@
           </w:tcPr>
           <w:p>
             <w:pPr>
-              <w:pStyle w:val="ae"/>
+              <w:pStyle w:val="NoSpacing"/>
               <w:rPr>
                 <w:rFonts w:ascii="TH SarabunPSK" w:hAnsi="TH SarabunPSK" w:cs="TH SarabunPSK"/>
                 <w:sz w:val="32"/>
@@ -1290,7 +1278,7 @@
           </w:tcPr>
           <w:p>
             <w:pPr>
-              <w:pStyle w:val="ae"/>
+              <w:pStyle w:val="NoSpacing"/>
               <w:rPr>
                 <w:rFonts w:ascii="TH SarabunPSK" w:hAnsi="TH SarabunPSK" w:cs="TH SarabunPSK"/>
                 <w:sz w:val="32"/>
@@ -1305,7 +1293,7 @@
           </w:tcPr>
           <w:p>
             <w:pPr>
-              <w:pStyle w:val="ae"/>
+              <w:pStyle w:val="NoSpacing"/>
               <w:rPr>
                 <w:rFonts w:ascii="TH SarabunPSK" w:hAnsi="TH SarabunPSK" w:cs="TH SarabunPSK"/>
                 <w:sz w:val="32"/>
@@ -1320,7 +1308,7 @@
           </w:tcPr>
           <w:p>
             <w:pPr>
-              <w:pStyle w:val="ae"/>
+              <w:pStyle w:val="NoSpacing"/>
               <w:rPr>
                 <w:rFonts w:ascii="TH SarabunPSK" w:hAnsi="TH SarabunPSK" w:cs="TH SarabunPSK"/>
                 <w:sz w:val="32"/>
@@ -1335,7 +1323,7 @@
           </w:tcPr>
           <w:p>
             <w:pPr>
-              <w:pStyle w:val="ae"/>
+              <w:pStyle w:val="NoSpacing"/>
               <w:rPr>
                 <w:rFonts w:ascii="TH SarabunPSK" w:hAnsi="TH SarabunPSK" w:cs="TH SarabunPSK"/>
                 <w:sz w:val="32"/>
@@ -1350,7 +1338,7 @@
           </w:tcPr>
           <w:p>
             <w:pPr>
-              <w:pStyle w:val="ae"/>
+              <w:pStyle w:val="NoSpacing"/>
               <w:rPr>
                 <w:rFonts w:ascii="TH SarabunPSK" w:hAnsi="TH SarabunPSK" w:cs="TH SarabunPSK"/>
                 <w:sz w:val="32"/>
@@ -1367,7 +1355,7 @@
           </w:tcPr>
           <w:p>
             <w:pPr>
-              <w:pStyle w:val="ae"/>
+              <w:pStyle w:val="NoSpacing"/>
               <w:jc w:val="center"/>
               <w:rPr>
                 <w:rFonts w:ascii="TH SarabunPSK" w:hAnsi="TH SarabunPSK" w:cs="TH SarabunPSK"/>
@@ -1391,7 +1379,7 @@
           </w:tcPr>
           <w:p>
             <w:pPr>
-              <w:pStyle w:val="ae"/>
+              <w:pStyle w:val="NoSpacing"/>
               <w:rPr>
                 <w:rFonts w:ascii="TH SarabunPSK" w:hAnsi="TH SarabunPSK" w:cs="TH SarabunPSK"/>
                 <w:sz w:val="32"/>
@@ -1406,7 +1394,7 @@
           </w:tcPr>
           <w:p>
             <w:pPr>
-              <w:pStyle w:val="ae"/>
+              <w:pStyle w:val="NoSpacing"/>
               <w:rPr>
                 <w:rFonts w:ascii="TH SarabunPSK" w:hAnsi="TH SarabunPSK" w:cs="TH SarabunPSK"/>
                 <w:sz w:val="32"/>
@@ -1421,7 +1409,7 @@
           </w:tcPr>
           <w:p>
             <w:pPr>
-              <w:pStyle w:val="ae"/>
+              <w:pStyle w:val="NoSpacing"/>
               <w:rPr>
                 <w:rFonts w:ascii="TH SarabunPSK" w:hAnsi="TH SarabunPSK" w:cs="TH SarabunPSK"/>
                 <w:sz w:val="32"/>
@@ -1436,7 +1424,7 @@
           </w:tcPr>
           <w:p>
             <w:pPr>
-              <w:pStyle w:val="ae"/>
+              <w:pStyle w:val="NoSpacing"/>
               <w:rPr>
                 <w:rFonts w:ascii="TH SarabunPSK" w:hAnsi="TH SarabunPSK" w:cs="TH SarabunPSK"/>
                 <w:sz w:val="32"/>
@@ -1451,7 +1439,7 @@
           </w:tcPr>
           <w:p>
             <w:pPr>
-              <w:pStyle w:val="ae"/>
+              <w:pStyle w:val="NoSpacing"/>
               <w:rPr>
                 <w:rFonts w:ascii="TH SarabunPSK" w:hAnsi="TH SarabunPSK" w:cs="TH SarabunPSK"/>
                 <w:sz w:val="32"/>
@@ -1466,7 +1454,7 @@
           </w:tcPr>
           <w:p>
             <w:pPr>
-              <w:pStyle w:val="ae"/>
+              <w:pStyle w:val="NoSpacing"/>
               <w:rPr>
                 <w:rFonts w:ascii="TH SarabunPSK" w:hAnsi="TH SarabunPSK" w:cs="TH SarabunPSK"/>
                 <w:sz w:val="32"/>
@@ -1483,7 +1471,7 @@
           </w:tcPr>
           <w:p>
             <w:pPr>
-              <w:pStyle w:val="ae"/>
+              <w:pStyle w:val="NoSpacing"/>
               <w:jc w:val="center"/>
               <w:rPr>
                 <w:rFonts w:ascii="TH SarabunPSK" w:hAnsi="TH SarabunPSK" w:cs="TH SarabunPSK"/>
@@ -1499,7 +1487,7 @@
           </w:tcPr>
           <w:p>
             <w:pPr>
-              <w:pStyle w:val="ae"/>
+              <w:pStyle w:val="NoSpacing"/>
               <w:rPr>
                 <w:rFonts w:ascii="TH SarabunPSK" w:hAnsi="TH SarabunPSK" w:cs="TH SarabunPSK"/>
                 <w:sz w:val="32"/>
@@ -1514,7 +1502,7 @@
           </w:tcPr>
           <w:p>
             <w:pPr>
-              <w:pStyle w:val="ae"/>
+              <w:pStyle w:val="NoSpacing"/>
               <w:rPr>
                 <w:rFonts w:ascii="TH SarabunPSK" w:hAnsi="TH SarabunPSK" w:cs="TH SarabunPSK"/>
                 <w:sz w:val="32"/>
@@ -1529,7 +1517,7 @@
           </w:tcPr>
           <w:p>
             <w:pPr>
-              <w:pStyle w:val="ae"/>
+              <w:pStyle w:val="NoSpacing"/>
               <w:rPr>
                 <w:rFonts w:ascii="TH SarabunPSK" w:hAnsi="TH SarabunPSK" w:cs="TH SarabunPSK"/>
                 <w:sz w:val="32"/>
@@ -1544,7 +1532,7 @@
           </w:tcPr>
           <w:p>
             <w:pPr>
-              <w:pStyle w:val="ae"/>
+              <w:pStyle w:val="NoSpacing"/>
               <w:rPr>
                 <w:rFonts w:ascii="TH SarabunPSK" w:hAnsi="TH SarabunPSK" w:cs="TH SarabunPSK"/>
                 <w:sz w:val="32"/>
@@ -1559,7 +1547,7 @@
           </w:tcPr>
           <w:p>
             <w:pPr>
-              <w:pStyle w:val="ae"/>
+              <w:pStyle w:val="NoSpacing"/>
               <w:rPr>
                 <w:rFonts w:ascii="TH SarabunPSK" w:hAnsi="TH SarabunPSK" w:cs="TH SarabunPSK"/>
                 <w:sz w:val="32"/>
@@ -1574,7 +1562,7 @@
           </w:tcPr>
           <w:p>
             <w:pPr>
-              <w:pStyle w:val="ae"/>
+              <w:pStyle w:val="NoSpacing"/>
               <w:rPr>
                 <w:rFonts w:ascii="TH SarabunPSK" w:hAnsi="TH SarabunPSK" w:cs="TH SarabunPSK"/>
                 <w:sz w:val="32"/>
@@ -1587,7 +1575,7 @@
     </w:tbl>
     <w:p>
       <w:pPr>
-        <w:pStyle w:val="ae"/>
+        <w:pStyle w:val="NoSpacing"/>
         <w:rPr>
           <w:rFonts w:ascii="TH SarabunPSK" w:hAnsi="TH SarabunPSK" w:cs="TH SarabunPSK"/>
           <w:b/>
@@ -1610,7 +1598,7 @@
     </w:p>
     <w:p>
       <w:pPr>
-        <w:pStyle w:val="ae"/>
+        <w:pStyle w:val="NoSpacing"/>
         <w:rPr>
           <w:rFonts w:ascii="TH SarabunPSK" w:hAnsi="TH SarabunPSK" w:cs="TH SarabunPSK"/>
           <w:b/>
@@ -1622,7 +1610,7 @@
     </w:p>
     <w:p>
       <w:pPr>
-        <w:pStyle w:val="ae"/>
+        <w:pStyle w:val="NoSpacing"/>
         <w:rPr>
           <w:rFonts w:ascii="TH SarabunPSK" w:hAnsi="TH SarabunPSK" w:cs="TH SarabunPSK"/>
           <w:b/>
@@ -1634,7 +1622,7 @@
     </w:p>
     <w:p>
       <w:pPr>
-        <w:pStyle w:val="ae"/>
+        <w:pStyle w:val="NoSpacing"/>
         <w:rPr>
           <w:rFonts w:ascii="TH SarabunPSK" w:hAnsi="TH SarabunPSK" w:cs="TH SarabunPSK"/>
           <w:b/>
@@ -1652,7 +1640,6 @@
           <w:sz w:val="32"/>
           <w:szCs w:val="32"/>
         </w:rPr>
-        <w:lastRenderedPageBreak/>
         <w:tab/>
       </w:r>
       <w:r>
@@ -1680,7 +1667,7 @@
     </w:p>
     <w:tbl>
       <w:tblPr>
-        <w:tblStyle w:val="af"/>
+        <w:tblStyle w:val="TableGrid"/>
         <w:tblW w:w="0" w:type="auto"/>
         <w:tblLook w:val="04A0" w:firstRow="1" w:lastRow="0" w:firstColumn="1" w:lastColumn="0" w:noHBand="0" w:noVBand="1"/>
       </w:tblPr>
@@ -1699,7 +1686,7 @@
           </w:tcPr>
           <w:p>
             <w:pPr>
-              <w:pStyle w:val="ae"/>
+              <w:pStyle w:val="NoSpacing"/>
               <w:jc w:val="center"/>
               <w:rPr>
                 <w:rFonts w:ascii="TH SarabunPSK" w:hAnsi="TH SarabunPSK" w:cs="TH SarabunPSK"/>
@@ -1729,7 +1716,7 @@
           </w:tcPr>
           <w:p>
             <w:pPr>
-              <w:pStyle w:val="ae"/>
+              <w:pStyle w:val="NoSpacing"/>
               <w:jc w:val="center"/>
               <w:rPr>
                 <w:rFonts w:ascii="TH SarabunPSK" w:hAnsi="TH SarabunPSK" w:cs="TH SarabunPSK"/>
@@ -1758,7 +1745,7 @@
           </w:tcPr>
           <w:p>
             <w:pPr>
-              <w:pStyle w:val="ae"/>
+              <w:pStyle w:val="NoSpacing"/>
               <w:jc w:val="center"/>
               <w:rPr>
                 <w:rFonts w:ascii="TH SarabunPSK" w:hAnsi="TH SarabunPSK" w:cs="TH SarabunPSK"/>
@@ -1803,7 +1790,7 @@
           </w:tcPr>
           <w:p>
             <w:pPr>
-              <w:pStyle w:val="ae"/>
+              <w:pStyle w:val="NoSpacing"/>
               <w:jc w:val="center"/>
               <w:rPr>
                 <w:rFonts w:ascii="TH SarabunPSK" w:hAnsi="TH SarabunPSK" w:cs="TH SarabunPSK"/>
@@ -1822,7 +1809,7 @@
           </w:tcPr>
           <w:p>
             <w:pPr>
-              <w:pStyle w:val="ae"/>
+              <w:pStyle w:val="NoSpacing"/>
               <w:jc w:val="center"/>
               <w:rPr>
                 <w:rFonts w:ascii="TH SarabunPSK" w:hAnsi="TH SarabunPSK" w:cs="TH SarabunPSK"/>
@@ -1848,7 +1835,7 @@
           </w:p>
           <w:p>
             <w:pPr>
-              <w:pStyle w:val="ae"/>
+              <w:pStyle w:val="NoSpacing"/>
               <w:jc w:val="center"/>
               <w:rPr>
                 <w:rFonts w:ascii="TH SarabunPSK" w:hAnsi="TH SarabunPSK" w:cs="TH SarabunPSK"/>
@@ -1876,7 +1863,7 @@
           </w:tcPr>
           <w:p>
             <w:pPr>
-              <w:pStyle w:val="ae"/>
+              <w:pStyle w:val="NoSpacing"/>
               <w:jc w:val="center"/>
               <w:rPr>
                 <w:rFonts w:ascii="TH SarabunPSK" w:hAnsi="TH SarabunPSK" w:cs="TH SarabunPSK"/>
@@ -1902,7 +1889,7 @@
           </w:p>
           <w:p>
             <w:pPr>
-              <w:pStyle w:val="ae"/>
+              <w:pStyle w:val="NoSpacing"/>
               <w:jc w:val="center"/>
               <w:rPr>
                 <w:rFonts w:ascii="TH SarabunPSK" w:hAnsi="TH SarabunPSK" w:cs="TH SarabunPSK"/>
@@ -1930,7 +1917,7 @@
           </w:tcPr>
           <w:p>
             <w:pPr>
-              <w:pStyle w:val="ae"/>
+              <w:pStyle w:val="NoSpacing"/>
               <w:jc w:val="center"/>
               <w:rPr>
                 <w:rFonts w:ascii="TH SarabunPSK" w:hAnsi="TH SarabunPSK" w:cs="TH SarabunPSK"/>
@@ -1956,7 +1943,7 @@
           </w:p>
           <w:p>
             <w:pPr>
-              <w:pStyle w:val="ae"/>
+              <w:pStyle w:val="NoSpacing"/>
               <w:jc w:val="center"/>
               <w:rPr>
                 <w:rFonts w:ascii="TH SarabunPSK" w:hAnsi="TH SarabunPSK" w:cs="TH SarabunPSK"/>
@@ -1985,7 +1972,7 @@
           </w:tcPr>
           <w:p>
             <w:pPr>
-              <w:pStyle w:val="ae"/>
+              <w:pStyle w:val="NoSpacing"/>
               <w:rPr>
                 <w:rFonts w:ascii="TH SarabunPSK" w:hAnsi="TH SarabunPSK" w:cs="TH SarabunPSK"/>
                 <w:sz w:val="32"/>
@@ -2003,7 +1990,7 @@
           </w:tcPr>
           <w:p>
             <w:pPr>
-              <w:pStyle w:val="ae"/>
+              <w:pStyle w:val="NoSpacing"/>
               <w:rPr>
                 <w:rFonts w:ascii="TH SarabunPSK" w:hAnsi="TH SarabunPSK" w:cs="TH SarabunPSK"/>
                 <w:sz w:val="32"/>
@@ -2027,7 +2014,7 @@
           </w:tcPr>
           <w:p>
             <w:pPr>
-              <w:pStyle w:val="ae"/>
+              <w:pStyle w:val="NoSpacing"/>
               <w:rPr>
                 <w:rFonts w:ascii="TH SarabunPSK" w:hAnsi="TH SarabunPSK" w:cs="TH SarabunPSK"/>
                 <w:sz w:val="32"/>
@@ -2043,7 +2030,7 @@
           </w:tcPr>
           <w:p>
             <w:pPr>
-              <w:pStyle w:val="ae"/>
+              <w:pStyle w:val="NoSpacing"/>
               <w:rPr>
                 <w:rFonts w:ascii="TH SarabunPSK" w:hAnsi="TH SarabunPSK" w:cs="TH SarabunPSK"/>
                 <w:sz w:val="32"/>
@@ -2059,7 +2046,7 @@
           </w:tcPr>
           <w:p>
             <w:pPr>
-              <w:pStyle w:val="ae"/>
+              <w:pStyle w:val="NoSpacing"/>
               <w:rPr>
                 <w:rFonts w:ascii="TH SarabunPSK" w:hAnsi="TH SarabunPSK" w:cs="TH SarabunPSK"/>
                 <w:sz w:val="32"/>
@@ -2075,7 +2062,7 @@
           </w:tcPr>
           <w:p>
             <w:pPr>
-              <w:pStyle w:val="ae"/>
+              <w:pStyle w:val="NoSpacing"/>
               <w:rPr>
                 <w:rFonts w:ascii="TH SarabunPSK" w:hAnsi="TH SarabunPSK" w:cs="TH SarabunPSK"/>
                 <w:sz w:val="32"/>
@@ -2093,7 +2080,7 @@
           </w:tcPr>
           <w:p>
             <w:pPr>
-              <w:pStyle w:val="ae"/>
+              <w:pStyle w:val="NoSpacing"/>
               <w:rPr>
                 <w:rFonts w:ascii="TH SarabunPSK" w:hAnsi="TH SarabunPSK" w:cs="TH SarabunPSK"/>
                 <w:sz w:val="32"/>
@@ -2117,7 +2104,7 @@
           </w:tcPr>
           <w:p>
             <w:pPr>
-              <w:pStyle w:val="ae"/>
+              <w:pStyle w:val="NoSpacing"/>
               <w:rPr>
                 <w:rFonts w:ascii="TH SarabunPSK" w:hAnsi="TH SarabunPSK" w:cs="TH SarabunPSK"/>
                 <w:sz w:val="32"/>
@@ -2133,7 +2120,7 @@
           </w:tcPr>
           <w:p>
             <w:pPr>
-              <w:pStyle w:val="ae"/>
+              <w:pStyle w:val="NoSpacing"/>
               <w:rPr>
                 <w:rFonts w:ascii="TH SarabunPSK" w:hAnsi="TH SarabunPSK" w:cs="TH SarabunPSK"/>
                 <w:sz w:val="32"/>
@@ -2149,7 +2136,7 @@
           </w:tcPr>
           <w:p>
             <w:pPr>
-              <w:pStyle w:val="ae"/>
+              <w:pStyle w:val="NoSpacing"/>
               <w:rPr>
                 <w:rFonts w:ascii="TH SarabunPSK" w:hAnsi="TH SarabunPSK" w:cs="TH SarabunPSK"/>
                 <w:sz w:val="32"/>
@@ -2165,7 +2152,7 @@
           </w:tcPr>
           <w:p>
             <w:pPr>
-              <w:pStyle w:val="ae"/>
+              <w:pStyle w:val="NoSpacing"/>
               <w:rPr>
                 <w:rFonts w:ascii="TH SarabunPSK" w:hAnsi="TH SarabunPSK" w:cs="TH SarabunPSK"/>
                 <w:sz w:val="32"/>
@@ -2179,7 +2166,7 @@
     </w:tbl>
     <w:p>
       <w:pPr>
-        <w:pStyle w:val="ae"/>
+        <w:pStyle w:val="NoSpacing"/>
         <w:rPr>
           <w:rFonts w:ascii="TH SarabunPSK" w:hAnsi="TH SarabunPSK" w:cs="TH SarabunPSK"/>
           <w:sz w:val="32"/>
@@ -2191,7 +2178,7 @@
     </w:p>
     <w:p>
       <w:pPr>
-        <w:pStyle w:val="ae"/>
+        <w:pStyle w:val="NoSpacing"/>
         <w:rPr>
           <w:rFonts w:ascii="TH SarabunPSK" w:hAnsi="TH SarabunPSK" w:cs="TH SarabunPSK"/>
           <w:b/>
@@ -2225,7 +2212,7 @@
     </w:p>
     <w:tbl>
       <w:tblPr>
-        <w:tblStyle w:val="af"/>
+        <w:tblStyle w:val="TableGrid"/>
         <w:tblW w:w="0" w:type="auto"/>
         <w:tblLook w:val="04A0" w:firstRow="1" w:lastRow="0" w:firstColumn="1" w:lastColumn="0" w:noHBand="0" w:noVBand="1"/>
       </w:tblPr>
@@ -2243,7 +2230,7 @@
           </w:tcPr>
           <w:p>
             <w:pPr>
-              <w:pStyle w:val="ae"/>
+              <w:pStyle w:val="NoSpacing"/>
               <w:jc w:val="center"/>
               <w:rPr>
                 <w:rFonts w:ascii="TH SarabunPSK" w:hAnsi="TH SarabunPSK" w:cs="TH SarabunPSK"/>
@@ -2273,7 +2260,7 @@
           </w:tcPr>
           <w:p>
             <w:pPr>
-              <w:pStyle w:val="ae"/>
+              <w:pStyle w:val="NoSpacing"/>
               <w:jc w:val="center"/>
               <w:rPr>
                 <w:rFonts w:ascii="TH SarabunPSK" w:hAnsi="TH SarabunPSK" w:cs="TH SarabunPSK"/>
@@ -2301,7 +2288,7 @@
           </w:tcPr>
           <w:p>
             <w:pPr>
-              <w:pStyle w:val="ae"/>
+              <w:pStyle w:val="NoSpacing"/>
               <w:jc w:val="center"/>
               <w:rPr>
                 <w:rFonts w:ascii="TH SarabunPSK" w:hAnsi="TH SarabunPSK" w:cs="TH SarabunPSK"/>
@@ -2331,7 +2318,7 @@
           </w:tcPr>
           <w:p>
             <w:pPr>
-              <w:pStyle w:val="ae"/>
+              <w:pStyle w:val="NoSpacing"/>
               <w:jc w:val="center"/>
               <w:rPr>
                 <w:rFonts w:ascii="TH SarabunPSK" w:hAnsi="TH SarabunPSK" w:cs="TH SarabunPSK"/>
@@ -2361,7 +2348,7 @@
           </w:tcPr>
           <w:p>
             <w:pPr>
-              <w:pStyle w:val="ae"/>
+              <w:pStyle w:val="NoSpacing"/>
               <w:jc w:val="center"/>
               <w:rPr>
                 <w:rFonts w:ascii="TH SarabunPSK" w:hAnsi="TH SarabunPSK" w:cs="TH SarabunPSK"/>
@@ -2387,7 +2374,7 @@
           </w:p>
           <w:p>
             <w:pPr>
-              <w:pStyle w:val="ae"/>
+              <w:pStyle w:val="NoSpacing"/>
               <w:jc w:val="center"/>
               <w:rPr>
                 <w:rFonts w:ascii="TH SarabunPSK" w:hAnsi="TH SarabunPSK" w:cs="TH SarabunPSK"/>
@@ -2419,7 +2406,7 @@
           </w:tcPr>
           <w:p>
             <w:pPr>
-              <w:pStyle w:val="ae"/>
+              <w:pStyle w:val="NoSpacing"/>
               <w:rPr>
                 <w:rFonts w:ascii="TH SarabunPSK" w:hAnsi="TH SarabunPSK" w:cs="TH SarabunPSK"/>
                 <w:sz w:val="32"/>
@@ -2435,7 +2422,7 @@
           </w:tcPr>
           <w:p>
             <w:pPr>
-              <w:pStyle w:val="ae"/>
+              <w:pStyle w:val="NoSpacing"/>
               <w:rPr>
                 <w:rFonts w:ascii="TH SarabunPSK" w:hAnsi="TH SarabunPSK" w:cs="TH SarabunPSK"/>
                 <w:sz w:val="32"/>
@@ -2451,7 +2438,7 @@
           </w:tcPr>
           <w:p>
             <w:pPr>
-              <w:pStyle w:val="ae"/>
+              <w:pStyle w:val="NoSpacing"/>
               <w:rPr>
                 <w:rFonts w:ascii="TH SarabunPSK" w:hAnsi="TH SarabunPSK" w:cs="TH SarabunPSK"/>
                 <w:sz w:val="32"/>
@@ -2467,7 +2454,7 @@
           </w:tcPr>
           <w:p>
             <w:pPr>
-              <w:pStyle w:val="ae"/>
+              <w:pStyle w:val="NoSpacing"/>
               <w:rPr>
                 <w:rFonts w:ascii="TH SarabunPSK" w:hAnsi="TH SarabunPSK" w:cs="TH SarabunPSK"/>
                 <w:sz w:val="32"/>
@@ -2483,7 +2470,7 @@
           </w:tcPr>
           <w:p>
             <w:pPr>
-              <w:pStyle w:val="ae"/>
+              <w:pStyle w:val="NoSpacing"/>
               <w:rPr>
                 <w:rFonts w:ascii="TH SarabunPSK" w:hAnsi="TH SarabunPSK" w:cs="TH SarabunPSK"/>
                 <w:sz w:val="32"/>
@@ -2501,7 +2488,7 @@
           </w:tcPr>
           <w:p>
             <w:pPr>
-              <w:pStyle w:val="ae"/>
+              <w:pStyle w:val="NoSpacing"/>
               <w:rPr>
                 <w:rFonts w:ascii="TH SarabunPSK" w:hAnsi="TH SarabunPSK" w:cs="TH SarabunPSK"/>
                 <w:sz w:val="32"/>
@@ -2517,7 +2504,7 @@
           </w:tcPr>
           <w:p>
             <w:pPr>
-              <w:pStyle w:val="ae"/>
+              <w:pStyle w:val="NoSpacing"/>
               <w:rPr>
                 <w:rFonts w:ascii="TH SarabunPSK" w:hAnsi="TH SarabunPSK" w:cs="TH SarabunPSK"/>
                 <w:sz w:val="32"/>
@@ -2533,7 +2520,7 @@
           </w:tcPr>
           <w:p>
             <w:pPr>
-              <w:pStyle w:val="ae"/>
+              <w:pStyle w:val="NoSpacing"/>
               <w:rPr>
                 <w:rFonts w:ascii="TH SarabunPSK" w:hAnsi="TH SarabunPSK" w:cs="TH SarabunPSK"/>
                 <w:sz w:val="32"/>
@@ -2549,7 +2536,7 @@
           </w:tcPr>
           <w:p>
             <w:pPr>
-              <w:pStyle w:val="ae"/>
+              <w:pStyle w:val="NoSpacing"/>
               <w:rPr>
                 <w:rFonts w:ascii="TH SarabunPSK" w:hAnsi="TH SarabunPSK" w:cs="TH SarabunPSK"/>
                 <w:sz w:val="32"/>
@@ -2565,7 +2552,7 @@
           </w:tcPr>
           <w:p>
             <w:pPr>
-              <w:pStyle w:val="ae"/>
+              <w:pStyle w:val="NoSpacing"/>
               <w:rPr>
                 <w:rFonts w:ascii="TH SarabunPSK" w:hAnsi="TH SarabunPSK" w:cs="TH SarabunPSK"/>
                 <w:sz w:val="32"/>
@@ -2583,7 +2570,7 @@
           </w:tcPr>
           <w:p>
             <w:pPr>
-              <w:pStyle w:val="ae"/>
+              <w:pStyle w:val="NoSpacing"/>
               <w:rPr>
                 <w:rFonts w:ascii="TH SarabunPSK" w:hAnsi="TH SarabunPSK" w:cs="TH SarabunPSK"/>
                 <w:sz w:val="32"/>
@@ -2599,7 +2586,7 @@
           </w:tcPr>
           <w:p>
             <w:pPr>
-              <w:pStyle w:val="ae"/>
+              <w:pStyle w:val="NoSpacing"/>
               <w:rPr>
                 <w:rFonts w:ascii="TH SarabunPSK" w:hAnsi="TH SarabunPSK" w:cs="TH SarabunPSK"/>
                 <w:sz w:val="32"/>
@@ -2615,7 +2602,7 @@
           </w:tcPr>
           <w:p>
             <w:pPr>
-              <w:pStyle w:val="ae"/>
+              <w:pStyle w:val="NoSpacing"/>
               <w:rPr>
                 <w:rFonts w:ascii="TH SarabunPSK" w:hAnsi="TH SarabunPSK" w:cs="TH SarabunPSK"/>
                 <w:sz w:val="32"/>
@@ -2631,7 +2618,7 @@
           </w:tcPr>
           <w:p>
             <w:pPr>
-              <w:pStyle w:val="ae"/>
+              <w:pStyle w:val="NoSpacing"/>
               <w:rPr>
                 <w:rFonts w:ascii="TH SarabunPSK" w:hAnsi="TH SarabunPSK" w:cs="TH SarabunPSK"/>
                 <w:sz w:val="32"/>
@@ -2647,7 +2634,7 @@
           </w:tcPr>
           <w:p>
             <w:pPr>
-              <w:pStyle w:val="ae"/>
+              <w:pStyle w:val="NoSpacing"/>
               <w:rPr>
                 <w:rFonts w:ascii="TH SarabunPSK" w:hAnsi="TH SarabunPSK" w:cs="TH SarabunPSK"/>
                 <w:sz w:val="32"/>
@@ -2665,7 +2652,7 @@
           </w:tcPr>
           <w:p>
             <w:pPr>
-              <w:pStyle w:val="ae"/>
+              <w:pStyle w:val="NoSpacing"/>
               <w:rPr>
                 <w:rFonts w:ascii="TH SarabunPSK" w:hAnsi="TH SarabunPSK" w:cs="TH SarabunPSK"/>
                 <w:sz w:val="32"/>
@@ -2681,7 +2668,7 @@
           </w:tcPr>
           <w:p>
             <w:pPr>
-              <w:pStyle w:val="ae"/>
+              <w:pStyle w:val="NoSpacing"/>
               <w:rPr>
                 <w:rFonts w:ascii="TH SarabunPSK" w:hAnsi="TH SarabunPSK" w:cs="TH SarabunPSK"/>
                 <w:sz w:val="32"/>
@@ -2697,7 +2684,7 @@
           </w:tcPr>
           <w:p>
             <w:pPr>
-              <w:pStyle w:val="ae"/>
+              <w:pStyle w:val="NoSpacing"/>
               <w:rPr>
                 <w:rFonts w:ascii="TH SarabunPSK" w:hAnsi="TH SarabunPSK" w:cs="TH SarabunPSK"/>
                 <w:sz w:val="32"/>
@@ -2713,7 +2700,7 @@
           </w:tcPr>
           <w:p>
             <w:pPr>
-              <w:pStyle w:val="ae"/>
+              <w:pStyle w:val="NoSpacing"/>
               <w:rPr>
                 <w:rFonts w:ascii="TH SarabunPSK" w:hAnsi="TH SarabunPSK" w:cs="TH SarabunPSK"/>
                 <w:sz w:val="32"/>
@@ -2729,7 +2716,7 @@
           </w:tcPr>
           <w:p>
             <w:pPr>
-              <w:pStyle w:val="ae"/>
+              <w:pStyle w:val="NoSpacing"/>
               <w:rPr>
                 <w:rFonts w:ascii="TH SarabunPSK" w:hAnsi="TH SarabunPSK" w:cs="TH SarabunPSK"/>
                 <w:sz w:val="32"/>
@@ -2743,7 +2730,7 @@
     </w:tbl>
     <w:p>
       <w:pPr>
-        <w:pStyle w:val="ae"/>
+        <w:pStyle w:val="NoSpacing"/>
         <w:rPr>
           <w:rFonts w:ascii="TH SarabunPSK" w:hAnsi="TH SarabunPSK" w:cs="TH SarabunPSK"/>
           <w:sz w:val="32"/>
@@ -2754,7 +2741,7 @@
     </w:p>
     <w:p>
       <w:pPr>
-        <w:pStyle w:val="ae"/>
+        <w:pStyle w:val="NoSpacing"/>
         <w:rPr>
           <w:rFonts w:ascii="TH SarabunPSK" w:hAnsi="TH SarabunPSK" w:cs="TH SarabunPSK"/>
           <w:b/>
@@ -2789,7 +2776,7 @@
     </w:p>
     <w:tbl>
       <w:tblPr>
-        <w:tblStyle w:val="af"/>
+        <w:tblStyle w:val="TableGrid"/>
         <w:tblW w:w="5000" w:type="pct"/>
         <w:tblLook w:val="04A0" w:firstRow="1" w:lastRow="0" w:firstColumn="1" w:lastColumn="0" w:noHBand="0" w:noVBand="1"/>
       </w:tblPr>
@@ -2805,7 +2792,7 @@
           </w:tcPr>
           <w:p>
             <w:pPr>
-              <w:pStyle w:val="ae"/>
+              <w:pStyle w:val="NoSpacing"/>
               <w:jc w:val="center"/>
               <w:rPr>
                 <w:rFonts w:ascii="TH SarabunPSK" w:hAnsi="TH SarabunPSK" w:cs="TH SarabunPSK"/>
@@ -2833,7 +2820,7 @@
           </w:tcPr>
           <w:p>
             <w:pPr>
-              <w:pStyle w:val="ae"/>
+              <w:pStyle w:val="NoSpacing"/>
               <w:jc w:val="center"/>
               <w:rPr>
                 <w:rFonts w:ascii="TH SarabunPSK" w:hAnsi="TH SarabunPSK" w:cs="TH SarabunPSK"/>
@@ -2863,7 +2850,7 @@
           </w:tcPr>
           <w:p>
             <w:pPr>
-              <w:pStyle w:val="ae"/>
+              <w:pStyle w:val="NoSpacing"/>
               <w:jc w:val="center"/>
               <w:rPr>
                 <w:rFonts w:ascii="TH SarabunPSK" w:hAnsi="TH SarabunPSK" w:cs="TH SarabunPSK"/>
@@ -2895,7 +2882,7 @@
           </w:tcPr>
           <w:p>
             <w:pPr>
-              <w:pStyle w:val="ae"/>
+              <w:pStyle w:val="NoSpacing"/>
               <w:rPr>
                 <w:rFonts w:ascii="TH SarabunPSK" w:hAnsi="TH SarabunPSK" w:cs="TH SarabunPSK"/>
                 <w:sz w:val="32"/>
@@ -2920,7 +2907,7 @@
           </w:tcPr>
           <w:p>
             <w:pPr>
-              <w:pStyle w:val="ae"/>
+              <w:pStyle w:val="NoSpacing"/>
               <w:rPr>
                 <w:rFonts w:ascii="TH SarabunPSK" w:hAnsi="TH SarabunPSK" w:cs="TH SarabunPSK"/>
                 <w:sz w:val="32"/>
@@ -2936,7 +2923,7 @@
           </w:tcPr>
           <w:p>
             <w:pPr>
-              <w:pStyle w:val="ae"/>
+              <w:pStyle w:val="NoSpacing"/>
               <w:rPr>
                 <w:rFonts w:ascii="TH SarabunPSK" w:hAnsi="TH SarabunPSK" w:cs="TH SarabunPSK"/>
                 <w:sz w:val="32"/>
@@ -2954,7 +2941,7 @@
           </w:tcPr>
           <w:p>
             <w:pPr>
-              <w:pStyle w:val="ae"/>
+              <w:pStyle w:val="NoSpacing"/>
               <w:rPr>
                 <w:rFonts w:ascii="TH SarabunPSK" w:hAnsi="TH SarabunPSK" w:cs="TH SarabunPSK"/>
                 <w:sz w:val="32"/>
@@ -2979,7 +2966,7 @@
           </w:tcPr>
           <w:p>
             <w:pPr>
-              <w:pStyle w:val="ae"/>
+              <w:pStyle w:val="NoSpacing"/>
               <w:rPr>
                 <w:rFonts w:ascii="TH SarabunPSK" w:hAnsi="TH SarabunPSK" w:cs="TH SarabunPSK"/>
                 <w:sz w:val="32"/>
@@ -2995,7 +2982,7 @@
           </w:tcPr>
           <w:p>
             <w:pPr>
-              <w:pStyle w:val="ae"/>
+              <w:pStyle w:val="NoSpacing"/>
               <w:rPr>
                 <w:rFonts w:ascii="TH SarabunPSK" w:hAnsi="TH SarabunPSK" w:cs="TH SarabunPSK"/>
                 <w:sz w:val="32"/>
@@ -3013,7 +3000,7 @@
           </w:tcPr>
           <w:p>
             <w:pPr>
-              <w:pStyle w:val="ae"/>
+              <w:pStyle w:val="NoSpacing"/>
               <w:rPr>
                 <w:rFonts w:ascii="TH SarabunPSK" w:hAnsi="TH SarabunPSK" w:cs="TH SarabunPSK"/>
                 <w:sz w:val="32"/>
@@ -3038,7 +3025,7 @@
           </w:tcPr>
           <w:p>
             <w:pPr>
-              <w:pStyle w:val="ae"/>
+              <w:pStyle w:val="NoSpacing"/>
               <w:rPr>
                 <w:rFonts w:ascii="TH SarabunPSK" w:hAnsi="TH SarabunPSK" w:cs="TH SarabunPSK"/>
                 <w:sz w:val="32"/>
@@ -3054,7 +3041,7 @@
           </w:tcPr>
           <w:p>
             <w:pPr>
-              <w:pStyle w:val="ae"/>
+              <w:pStyle w:val="NoSpacing"/>
               <w:rPr>
                 <w:rFonts w:ascii="TH SarabunPSK" w:hAnsi="TH SarabunPSK" w:cs="TH SarabunPSK"/>
                 <w:sz w:val="32"/>
@@ -3072,7 +3059,7 @@
           </w:tcPr>
           <w:p>
             <w:pPr>
-              <w:pStyle w:val="ae"/>
+              <w:pStyle w:val="NoSpacing"/>
               <w:rPr>
                 <w:rFonts w:ascii="TH SarabunPSK" w:hAnsi="TH SarabunPSK" w:cs="TH SarabunPSK"/>
                 <w:sz w:val="32"/>
@@ -3088,7 +3075,7 @@
           </w:tcPr>
           <w:p>
             <w:pPr>
-              <w:pStyle w:val="ae"/>
+              <w:pStyle w:val="NoSpacing"/>
               <w:rPr>
                 <w:rFonts w:ascii="TH SarabunPSK" w:hAnsi="TH SarabunPSK" w:cs="TH SarabunPSK"/>
                 <w:sz w:val="32"/>
@@ -3104,7 +3091,7 @@
           </w:tcPr>
           <w:p>
             <w:pPr>
-              <w:pStyle w:val="ae"/>
+              <w:pStyle w:val="NoSpacing"/>
               <w:rPr>
                 <w:rFonts w:ascii="TH SarabunPSK" w:hAnsi="TH SarabunPSK" w:cs="TH SarabunPSK"/>
                 <w:sz w:val="32"/>
@@ -3118,18 +3105,7 @@
     </w:tbl>
     <w:p>
       <w:pPr>
-        <w:pStyle w:val="ae"/>
-        <w:rPr>
-          <w:rFonts w:ascii="TH SarabunPSK" w:hAnsi="TH SarabunPSK" w:cs="TH SarabunPSK"/>
-          <w:sz w:val="32"/>
-          <w:szCs w:val="32"/>
-          <w:lang w:val="en-GB"/>
-        </w:rPr>
-      </w:pPr>
-    </w:p>
-    <w:p>
-      <w:pPr>
-        <w:pStyle w:val="ae"/>
+        <w:pStyle w:val="NoSpacing"/>
         <w:rPr>
           <w:rFonts w:ascii="TH SarabunPSK" w:hAnsi="TH SarabunPSK" w:cs="TH SarabunPSK"/>
           <w:b/>
@@ -3139,22 +3115,10 @@
           <w:lang w:val="en-GB"/>
         </w:rPr>
       </w:pPr>
-      <w:r>
-        <w:rPr>
-          <w:rFonts w:ascii="TH SarabunPSK" w:hAnsi="TH SarabunPSK" w:cs="TH SarabunPSK" w:hint="cs"/>
-          <w:b/>
-          <w:bCs/>
-          <w:sz w:val="32"/>
-          <w:szCs w:val="32"/>
-          <w:cs/>
-          <w:lang w:val="en-GB"/>
-        </w:rPr>
-        <w:t>การประเมินผลการจัดการเรียนรู้</w:t>
-      </w:r>
     </w:p>
     <w:tbl>
       <w:tblPr>
-        <w:tblStyle w:val="af"/>
+        <w:tblStyle w:val="TableGrid"/>
         <w:tblW w:w="0" w:type="auto"/>
         <w:tblLook w:val="04A0" w:firstRow="1" w:lastRow="0" w:firstColumn="1" w:lastColumn="0" w:noHBand="0" w:noVBand="1"/>
       </w:tblPr>
@@ -3170,7 +3134,7 @@
           </w:tcPr>
           <w:p>
             <w:pPr>
-              <w:pStyle w:val="ae"/>
+              <w:pStyle w:val="NoSpacing"/>
               <w:jc w:val="center"/>
               <w:rPr>
                 <w:rFonts w:ascii="TH SarabunPSK" w:hAnsi="TH SarabunPSK" w:cs="TH SarabunPSK"/>
@@ -3201,7 +3165,7 @@
           </w:tcPr>
           <w:p>
             <w:pPr>
-              <w:pStyle w:val="ae"/>
+              <w:pStyle w:val="NoSpacing"/>
               <w:jc w:val="center"/>
               <w:rPr>
                 <w:rFonts w:ascii="TH SarabunPSK" w:hAnsi="TH SarabunPSK" w:cs="TH SarabunPSK"/>
@@ -3242,7 +3206,7 @@
           </w:tcPr>
           <w:p>
             <w:pPr>
-              <w:pStyle w:val="ae"/>
+              <w:pStyle w:val="NoSpacing"/>
               <w:jc w:val="center"/>
               <w:rPr>
                 <w:rFonts w:ascii="TH SarabunPSK" w:hAnsi="TH SarabunPSK" w:cs="TH SarabunPSK"/>
@@ -3298,7 +3262,7 @@
           </w:tcPr>
           <w:p>
             <w:pPr>
-              <w:pStyle w:val="ae"/>
+              <w:pStyle w:val="NoSpacing"/>
               <w:rPr>
                 <w:rFonts w:ascii="TH SarabunPSK" w:hAnsi="TH SarabunPSK" w:cs="TH SarabunPSK"/>
                 <w:sz w:val="32"/>
@@ -3324,7 +3288,7 @@
           </w:tcPr>
           <w:p>
             <w:pPr>
-              <w:pStyle w:val="ae"/>
+              <w:pStyle w:val="NoSpacing"/>
               <w:rPr>
                 <w:rFonts w:ascii="TH SarabunPSK" w:hAnsi="TH SarabunPSK" w:cs="TH SarabunPSK"/>
                 <w:sz w:val="32"/>
@@ -3340,7 +3304,7 @@
           </w:tcPr>
           <w:p>
             <w:pPr>
-              <w:pStyle w:val="ae"/>
+              <w:pStyle w:val="NoSpacing"/>
               <w:rPr>
                 <w:rFonts w:ascii="TH SarabunPSK" w:hAnsi="TH SarabunPSK" w:cs="TH SarabunPSK"/>
                 <w:sz w:val="32"/>
@@ -3358,7 +3322,7 @@
           </w:tcPr>
           <w:p>
             <w:pPr>
-              <w:pStyle w:val="ae"/>
+              <w:pStyle w:val="NoSpacing"/>
               <w:rPr>
                 <w:rFonts w:ascii="TH SarabunPSK" w:hAnsi="TH SarabunPSK" w:cs="TH SarabunPSK"/>
                 <w:sz w:val="32"/>
@@ -3384,7 +3348,7 @@
           </w:tcPr>
           <w:p>
             <w:pPr>
-              <w:pStyle w:val="ae"/>
+              <w:pStyle w:val="NoSpacing"/>
               <w:rPr>
                 <w:rFonts w:ascii="TH SarabunPSK" w:hAnsi="TH SarabunPSK" w:cs="TH SarabunPSK"/>
                 <w:sz w:val="32"/>
@@ -3400,7 +3364,7 @@
           </w:tcPr>
           <w:p>
             <w:pPr>
-              <w:pStyle w:val="ae"/>
+              <w:pStyle w:val="NoSpacing"/>
               <w:rPr>
                 <w:rFonts w:ascii="TH SarabunPSK" w:hAnsi="TH SarabunPSK" w:cs="TH SarabunPSK"/>
                 <w:sz w:val="32"/>
@@ -3418,7 +3382,7 @@
           </w:tcPr>
           <w:p>
             <w:pPr>
-              <w:pStyle w:val="ae"/>
+              <w:pStyle w:val="NoSpacing"/>
               <w:rPr>
                 <w:rFonts w:ascii="TH SarabunPSK" w:hAnsi="TH SarabunPSK" w:cs="TH SarabunPSK"/>
                 <w:sz w:val="32"/>
@@ -3444,7 +3408,7 @@
           </w:tcPr>
           <w:p>
             <w:pPr>
-              <w:pStyle w:val="ae"/>
+              <w:pStyle w:val="NoSpacing"/>
               <w:rPr>
                 <w:rFonts w:ascii="TH SarabunPSK" w:hAnsi="TH SarabunPSK" w:cs="TH SarabunPSK"/>
                 <w:sz w:val="32"/>
@@ -3460,7 +3424,7 @@
           </w:tcPr>
           <w:p>
             <w:pPr>
-              <w:pStyle w:val="ae"/>
+              <w:pStyle w:val="NoSpacing"/>
               <w:rPr>
                 <w:rFonts w:ascii="TH SarabunPSK" w:hAnsi="TH SarabunPSK" w:cs="TH SarabunPSK"/>
                 <w:sz w:val="32"/>
@@ -3478,7 +3442,7 @@
           </w:tcPr>
           <w:p>
             <w:pPr>
-              <w:pStyle w:val="ae"/>
+              <w:pStyle w:val="NoSpacing"/>
               <w:rPr>
                 <w:rFonts w:ascii="TH SarabunPSK" w:hAnsi="TH SarabunPSK" w:cs="TH SarabunPSK"/>
                 <w:sz w:val="32"/>
@@ -3525,7 +3489,7 @@
           </w:tcPr>
           <w:p>
             <w:pPr>
-              <w:pStyle w:val="ae"/>
+              <w:pStyle w:val="NoSpacing"/>
               <w:rPr>
                 <w:rFonts w:ascii="TH SarabunPSK" w:hAnsi="TH SarabunPSK" w:cs="TH SarabunPSK"/>
                 <w:sz w:val="32"/>
@@ -3541,7 +3505,7 @@
           </w:tcPr>
           <w:p>
             <w:pPr>
-              <w:pStyle w:val="ae"/>
+              <w:pStyle w:val="NoSpacing"/>
               <w:rPr>
                 <w:rFonts w:ascii="TH SarabunPSK" w:hAnsi="TH SarabunPSK" w:cs="TH SarabunPSK"/>
                 <w:sz w:val="32"/>
@@ -3559,7 +3523,7 @@
           </w:tcPr>
           <w:p>
             <w:pPr>
-              <w:pStyle w:val="ae"/>
+              <w:pStyle w:val="NoSpacing"/>
               <w:rPr>
                 <w:rFonts w:ascii="TH SarabunPSK" w:hAnsi="TH SarabunPSK" w:cs="TH SarabunPSK"/>
                 <w:sz w:val="32"/>
@@ -3576,7 +3540,7 @@
           </w:tcPr>
           <w:p>
             <w:pPr>
-              <w:pStyle w:val="ae"/>
+              <w:pStyle w:val="NoSpacing"/>
               <w:rPr>
                 <w:rFonts w:ascii="TH SarabunPSK" w:hAnsi="TH SarabunPSK" w:cs="TH SarabunPSK"/>
                 <w:sz w:val="32"/>
@@ -3592,7 +3556,7 @@
           </w:tcPr>
           <w:p>
             <w:pPr>
-              <w:pStyle w:val="ae"/>
+              <w:pStyle w:val="NoSpacing"/>
               <w:rPr>
                 <w:rFonts w:ascii="TH SarabunPSK" w:hAnsi="TH SarabunPSK" w:cs="TH SarabunPSK"/>
                 <w:sz w:val="32"/>
@@ -3606,7 +3570,7 @@
     </w:tbl>
     <w:p>
       <w:pPr>
-        <w:pStyle w:val="ae"/>
+        <w:pStyle w:val="NoSpacing"/>
         <w:rPr>
           <w:rFonts w:ascii="TH SarabunPSK" w:hAnsi="TH SarabunPSK" w:cs="TH SarabunPSK"/>
           <w:b/>
@@ -3632,7 +3596,7 @@
     </w:p>
     <w:tbl>
       <w:tblPr>
-        <w:tblStyle w:val="af"/>
+        <w:tblStyle w:val="TableGrid"/>
         <w:tblW w:w="0" w:type="auto"/>
         <w:tblLook w:val="04A0" w:firstRow="1" w:lastRow="0" w:firstColumn="1" w:lastColumn="0" w:noHBand="0" w:noVBand="1"/>
       </w:tblPr>
@@ -3649,7 +3613,7 @@
           </w:tcPr>
           <w:p>
             <w:pPr>
-              <w:pStyle w:val="ae"/>
+              <w:pStyle w:val="NoSpacing"/>
               <w:jc w:val="center"/>
               <w:rPr>
                 <w:rFonts w:ascii="TH SarabunPSK" w:hAnsi="TH SarabunPSK" w:cs="TH SarabunPSK"/>
@@ -3680,7 +3644,7 @@
           </w:tcPr>
           <w:p>
             <w:pPr>
-              <w:pStyle w:val="ae"/>
+              <w:pStyle w:val="NoSpacing"/>
               <w:jc w:val="center"/>
               <w:rPr>
                 <w:rFonts w:ascii="TH SarabunPSK" w:hAnsi="TH SarabunPSK" w:cs="TH SarabunPSK"/>
@@ -3711,7 +3675,7 @@
           </w:tcPr>
           <w:p>
             <w:pPr>
-              <w:pStyle w:val="ae"/>
+              <w:pStyle w:val="NoSpacing"/>
               <w:jc w:val="center"/>
               <w:rPr>
                 <w:rFonts w:ascii="TH SarabunPSK" w:hAnsi="TH SarabunPSK" w:cs="TH SarabunPSK"/>
@@ -3742,7 +3706,7 @@
           </w:tcPr>
           <w:p>
             <w:pPr>
-              <w:pStyle w:val="ae"/>
+              <w:pStyle w:val="NoSpacing"/>
               <w:jc w:val="center"/>
               <w:rPr>
                 <w:rFonts w:ascii="TH SarabunPSK" w:hAnsi="TH SarabunPSK" w:cs="TH SarabunPSK"/>
@@ -3775,7 +3739,7 @@
           </w:tcPr>
           <w:p>
             <w:pPr>
-              <w:pStyle w:val="ae"/>
+              <w:pStyle w:val="NoSpacing"/>
               <w:rPr>
                 <w:rFonts w:ascii="TH SarabunPSK" w:hAnsi="TH SarabunPSK" w:cs="TH SarabunPSK"/>
                 <w:sz w:val="32"/>
@@ -3801,7 +3765,7 @@
           </w:tcPr>
           <w:p>
             <w:pPr>
-              <w:pStyle w:val="ae"/>
+              <w:pStyle w:val="NoSpacing"/>
               <w:rPr>
                 <w:rFonts w:ascii="TH SarabunPSK" w:hAnsi="TH SarabunPSK" w:cs="TH SarabunPSK"/>
                 <w:sz w:val="32"/>
@@ -3817,7 +3781,7 @@
           </w:tcPr>
           <w:p>
             <w:pPr>
-              <w:pStyle w:val="ae"/>
+              <w:pStyle w:val="NoSpacing"/>
               <w:rPr>
                 <w:rFonts w:ascii="TH SarabunPSK" w:hAnsi="TH SarabunPSK" w:cs="TH SarabunPSK"/>
                 <w:sz w:val="32"/>
@@ -3833,7 +3797,7 @@
           </w:tcPr>
           <w:p>
             <w:pPr>
-              <w:pStyle w:val="ae"/>
+              <w:pStyle w:val="NoSpacing"/>
               <w:rPr>
                 <w:rFonts w:ascii="TH SarabunPSK" w:hAnsi="TH SarabunPSK" w:cs="TH SarabunPSK"/>
                 <w:sz w:val="32"/>
@@ -3851,7 +3815,7 @@
           </w:tcPr>
           <w:p>
             <w:pPr>
-              <w:pStyle w:val="ae"/>
+              <w:pStyle w:val="NoSpacing"/>
               <w:rPr>
                 <w:rFonts w:ascii="TH SarabunPSK" w:hAnsi="TH SarabunPSK" w:cs="TH SarabunPSK"/>
                 <w:sz w:val="32"/>
@@ -3877,7 +3841,7 @@
           </w:tcPr>
           <w:p>
             <w:pPr>
-              <w:pStyle w:val="ae"/>
+              <w:pStyle w:val="NoSpacing"/>
               <w:rPr>
                 <w:rFonts w:ascii="TH SarabunPSK" w:hAnsi="TH SarabunPSK" w:cs="TH SarabunPSK"/>
                 <w:sz w:val="32"/>
@@ -3893,7 +3857,7 @@
           </w:tcPr>
           <w:p>
             <w:pPr>
-              <w:pStyle w:val="ae"/>
+              <w:pStyle w:val="NoSpacing"/>
               <w:rPr>
                 <w:rFonts w:ascii="TH SarabunPSK" w:hAnsi="TH SarabunPSK" w:cs="TH SarabunPSK"/>
                 <w:sz w:val="32"/>
@@ -3909,7 +3873,7 @@
           </w:tcPr>
           <w:p>
             <w:pPr>
-              <w:pStyle w:val="ae"/>
+              <w:pStyle w:val="NoSpacing"/>
               <w:rPr>
                 <w:rFonts w:ascii="TH SarabunPSK" w:hAnsi="TH SarabunPSK" w:cs="TH SarabunPSK"/>
                 <w:sz w:val="32"/>
@@ -3927,7 +3891,7 @@
           </w:tcPr>
           <w:p>
             <w:pPr>
-              <w:pStyle w:val="ae"/>
+              <w:pStyle w:val="NoSpacing"/>
               <w:rPr>
                 <w:rFonts w:ascii="TH SarabunPSK" w:hAnsi="TH SarabunPSK" w:cs="TH SarabunPSK"/>
                 <w:sz w:val="32"/>
@@ -3953,7 +3917,7 @@
           </w:tcPr>
           <w:p>
             <w:pPr>
-              <w:pStyle w:val="ae"/>
+              <w:pStyle w:val="NoSpacing"/>
               <w:rPr>
                 <w:rFonts w:ascii="TH SarabunPSK" w:hAnsi="TH SarabunPSK" w:cs="TH SarabunPSK"/>
                 <w:sz w:val="32"/>
@@ -3969,7 +3933,7 @@
           </w:tcPr>
           <w:p>
             <w:pPr>
-              <w:pStyle w:val="ae"/>
+              <w:pStyle w:val="NoSpacing"/>
               <w:rPr>
                 <w:rFonts w:ascii="TH SarabunPSK" w:hAnsi="TH SarabunPSK" w:cs="TH SarabunPSK"/>
                 <w:sz w:val="32"/>
@@ -3985,7 +3949,7 @@
           </w:tcPr>
           <w:p>
             <w:pPr>
-              <w:pStyle w:val="ae"/>
+              <w:pStyle w:val="NoSpacing"/>
               <w:rPr>
                 <w:rFonts w:ascii="TH SarabunPSK" w:hAnsi="TH SarabunPSK" w:cs="TH SarabunPSK"/>
                 <w:sz w:val="32"/>
@@ -4003,7 +3967,7 @@
           </w:tcPr>
           <w:p>
             <w:pPr>
-              <w:pStyle w:val="ae"/>
+              <w:pStyle w:val="NoSpacing"/>
               <w:rPr>
                 <w:rFonts w:ascii="TH SarabunPSK" w:hAnsi="TH SarabunPSK" w:cs="TH SarabunPSK"/>
                 <w:sz w:val="32"/>
@@ -4029,7 +3993,7 @@
           </w:tcPr>
           <w:p>
             <w:pPr>
-              <w:pStyle w:val="ae"/>
+              <w:pStyle w:val="NoSpacing"/>
               <w:rPr>
                 <w:rFonts w:ascii="TH SarabunPSK" w:hAnsi="TH SarabunPSK" w:cs="TH SarabunPSK"/>
                 <w:sz w:val="32"/>
@@ -4045,7 +4009,7 @@
           </w:tcPr>
           <w:p>
             <w:pPr>
-              <w:pStyle w:val="ae"/>
+              <w:pStyle w:val="NoSpacing"/>
               <w:rPr>
                 <w:rFonts w:ascii="TH SarabunPSK" w:hAnsi="TH SarabunPSK" w:cs="TH SarabunPSK"/>
                 <w:sz w:val="32"/>
@@ -4061,7 +4025,7 @@
           </w:tcPr>
           <w:p>
             <w:pPr>
-              <w:pStyle w:val="ae"/>
+              <w:pStyle w:val="NoSpacing"/>
               <w:rPr>
                 <w:rFonts w:ascii="TH SarabunPSK" w:hAnsi="TH SarabunPSK" w:cs="TH SarabunPSK"/>
                 <w:sz w:val="32"/>
@@ -4075,7 +4039,7 @@
     </w:tbl>
     <w:p>
       <w:pPr>
-        <w:pStyle w:val="ae"/>
+        <w:pStyle w:val="NoSpacing"/>
         <w:rPr>
           <w:rFonts w:ascii="TH SarabunPSK" w:hAnsi="TH SarabunPSK" w:cs="TH SarabunPSK"/>
           <w:sz w:val="32"/>
@@ -4086,7 +4050,7 @@
     </w:p>
     <w:p>
       <w:pPr>
-        <w:pStyle w:val="ae"/>
+        <w:pStyle w:val="NoSpacing"/>
         <w:rPr>
           <w:rFonts w:ascii="TH SarabunPSK" w:hAnsi="TH SarabunPSK" w:cs="TH SarabunPSK"/>
           <w:sz w:val="32"/>
@@ -4097,7 +4061,7 @@
     </w:p>
     <w:p>
       <w:pPr>
-        <w:pStyle w:val="ae"/>
+        <w:pStyle w:val="NoSpacing"/>
         <w:rPr>
           <w:rFonts w:ascii="TH SarabunPSK" w:hAnsi="TH SarabunPSK" w:cs="TH SarabunPSK"/>
           <w:sz w:val="32"/>
@@ -4108,7 +4072,7 @@
     </w:p>
     <w:tbl>
       <w:tblPr>
-        <w:tblStyle w:val="af"/>
+        <w:tblStyle w:val="TableGrid"/>
         <w:tblW w:w="0" w:type="auto"/>
         <w:tblBorders>
           <w:top w:val="none" w:sz="0" w:space="0" w:color="auto"/>
@@ -4131,7 +4095,7 @@
           </w:tcPr>
           <w:p>
             <w:pPr>
-              <w:pStyle w:val="ae"/>
+              <w:pStyle w:val="NoSpacing"/>
               <w:rPr>
                 <w:rFonts w:ascii="TH SarabunPSK" w:hAnsi="TH SarabunPSK" w:cs="TH SarabunPSK"/>
                 <w:sz w:val="32"/>
@@ -4147,7 +4111,7 @@
           </w:tcPr>
           <w:p>
             <w:pPr>
-              <w:pStyle w:val="ae"/>
+              <w:pStyle w:val="NoSpacing"/>
               <w:jc w:val="center"/>
               <w:rPr>
                 <w:rFonts w:ascii="TH SarabunPSK" w:hAnsi="TH SarabunPSK" w:cs="TH SarabunPSK"/>
@@ -4168,7 +4132,7 @@
           </w:p>
           <w:p>
             <w:pPr>
-              <w:pStyle w:val="ae"/>
+              <w:pStyle w:val="NoSpacing"/>
               <w:jc w:val="center"/>
               <w:rPr>
                 <w:rFonts w:ascii="TH SarabunPSK" w:hAnsi="TH SarabunPSK" w:cs="TH SarabunPSK"/>
@@ -4190,7 +4154,7 @@
           </w:p>
           <w:p>
             <w:pPr>
-              <w:pStyle w:val="ae"/>
+              <w:pStyle w:val="NoSpacing"/>
               <w:jc w:val="center"/>
               <w:rPr>
                 <w:rFonts w:ascii="TH SarabunPSK" w:hAnsi="TH SarabunPSK" w:cs="TH SarabunPSK"/>
@@ -4242,7 +4206,7 @@
           </w:p>
           <w:p>
             <w:pPr>
-              <w:pStyle w:val="ae"/>
+              <w:pStyle w:val="NoSpacing"/>
               <w:jc w:val="center"/>
               <w:rPr>
                 <w:rFonts w:ascii="TH SarabunPSK" w:hAnsi="TH SarabunPSK" w:cs="TH SarabunPSK"/>
@@ -4272,7 +4236,7 @@
           </w:tcPr>
           <w:p>
             <w:pPr>
-              <w:pStyle w:val="ae"/>
+              <w:pStyle w:val="NoSpacing"/>
               <w:rPr>
                 <w:rFonts w:ascii="TH SarabunPSK" w:hAnsi="TH SarabunPSK" w:cs="TH SarabunPSK"/>
                 <w:sz w:val="32"/>
@@ -4288,18 +4252,18 @@
           </w:tcPr>
           <w:p>
             <w:pPr>
-              <w:pStyle w:val="ae"/>
-              <w:rPr>
-                <w:rFonts w:ascii="TH SarabunPSK" w:hAnsi="TH SarabunPSK" w:cs="TH SarabunPSK"/>
-                <w:sz w:val="32"/>
-                <w:szCs w:val="32"/>
-                <w:lang w:val="en-GB"/>
-              </w:rPr>
-            </w:pPr>
-          </w:p>
-          <w:p>
-            <w:pPr>
-              <w:pStyle w:val="ae"/>
+              <w:pStyle w:val="NoSpacing"/>
+              <w:rPr>
+                <w:rFonts w:ascii="TH SarabunPSK" w:hAnsi="TH SarabunPSK" w:cs="TH SarabunPSK"/>
+                <w:sz w:val="32"/>
+                <w:szCs w:val="32"/>
+                <w:lang w:val="en-GB"/>
+              </w:rPr>
+            </w:pPr>
+          </w:p>
+          <w:p>
+            <w:pPr>
+              <w:pStyle w:val="NoSpacing"/>
               <w:rPr>
                 <w:rFonts w:ascii="TH SarabunPSK" w:hAnsi="TH SarabunPSK" w:cs="TH SarabunPSK"/>
                 <w:sz w:val="32"/>
@@ -4317,7 +4281,7 @@
           </w:tcPr>
           <w:p>
             <w:pPr>
-              <w:pStyle w:val="ae"/>
+              <w:pStyle w:val="NoSpacing"/>
               <w:rPr>
                 <w:rFonts w:ascii="TH SarabunPSK" w:hAnsi="TH SarabunPSK" w:cs="TH SarabunPSK"/>
                 <w:sz w:val="32"/>
@@ -4333,7 +4297,7 @@
           </w:tcPr>
           <w:p>
             <w:pPr>
-              <w:pStyle w:val="ae"/>
+              <w:pStyle w:val="NoSpacing"/>
               <w:jc w:val="center"/>
               <w:rPr>
                 <w:rFonts w:ascii="TH SarabunPSK" w:hAnsi="TH SarabunPSK" w:cs="TH SarabunPSK"/>
@@ -4354,7 +4318,7 @@
           </w:p>
           <w:p>
             <w:pPr>
-              <w:pStyle w:val="ae"/>
+              <w:pStyle w:val="NoSpacing"/>
               <w:jc w:val="center"/>
               <w:rPr>
                 <w:rFonts w:ascii="TH SarabunPSK" w:hAnsi="TH SarabunPSK" w:cs="TH SarabunPSK"/>
@@ -4386,7 +4350,7 @@
           </w:p>
           <w:p>
             <w:pPr>
-              <w:pStyle w:val="ae"/>
+              <w:pStyle w:val="NoSpacing"/>
               <w:jc w:val="center"/>
               <w:rPr>
                 <w:rFonts w:ascii="TH SarabunPSK" w:hAnsi="TH SarabunPSK" w:cs="TH SarabunPSK"/>
@@ -4418,7 +4382,7 @@
           </w:p>
           <w:p>
             <w:pPr>
-              <w:pStyle w:val="ae"/>
+              <w:pStyle w:val="NoSpacing"/>
               <w:rPr>
                 <w:rFonts w:ascii="TH SarabunPSK" w:hAnsi="TH SarabunPSK" w:cs="TH SarabunPSK"/>
                 <w:sz w:val="32"/>
@@ -4452,7 +4416,7 @@
     </w:tbl>
     <w:p>
       <w:pPr>
-        <w:pStyle w:val="ae"/>
+        <w:pStyle w:val="NoSpacing"/>
         <w:rPr>
           <w:rFonts w:ascii="TH SarabunPSK" w:hAnsi="TH SarabunPSK" w:cs="TH SarabunPSK"/>
           <w:sz w:val="32"/>
@@ -4869,16 +4833,16 @@
     <w:lsdException w:name="Unresolved Mention" w:semiHidden="1" w:unhideWhenUsed="1"/>
     <w:lsdException w:name="Smart Link" w:semiHidden="1" w:unhideWhenUsed="1"/>
   </w:latentStyles>
-  <w:style w:type="paragraph" w:default="1" w:styleId="a">
+  <w:style w:type="paragraph" w:default="1" w:styleId="Normal">
     <w:name w:val="Normal"/>
     <w:qFormat/>
     <w:rsid w:val="00A82875"/>
   </w:style>
-  <w:style w:type="paragraph" w:styleId="1">
+  <w:style w:type="paragraph" w:styleId="Heading1">
     <w:name w:val="heading 1"/>
-    <w:basedOn w:val="a"/>
-    <w:next w:val="a"/>
-    <w:link w:val="10"/>
+    <w:basedOn w:val="Normal"/>
+    <w:next w:val="Normal"/>
+    <w:link w:val="Heading1Char"/>
     <w:uiPriority w:val="9"/>
     <w:qFormat/>
     <w:rsid w:val="00457D09"/>
@@ -4895,11 +4859,11 @@
       <w:szCs w:val="50"/>
     </w:rPr>
   </w:style>
-  <w:style w:type="paragraph" w:styleId="2">
+  <w:style w:type="paragraph" w:styleId="Heading2">
     <w:name w:val="heading 2"/>
-    <w:basedOn w:val="a"/>
-    <w:next w:val="a"/>
-    <w:link w:val="20"/>
+    <w:basedOn w:val="Normal"/>
+    <w:next w:val="Normal"/>
+    <w:link w:val="Heading2Char"/>
     <w:uiPriority w:val="9"/>
     <w:semiHidden/>
     <w:unhideWhenUsed/>
@@ -4918,11 +4882,11 @@
       <w:szCs w:val="40"/>
     </w:rPr>
   </w:style>
-  <w:style w:type="paragraph" w:styleId="3">
+  <w:style w:type="paragraph" w:styleId="Heading3">
     <w:name w:val="heading 3"/>
-    <w:basedOn w:val="a"/>
-    <w:next w:val="a"/>
-    <w:link w:val="30"/>
+    <w:basedOn w:val="Normal"/>
+    <w:next w:val="Normal"/>
+    <w:link w:val="Heading3Char"/>
     <w:uiPriority w:val="9"/>
     <w:semiHidden/>
     <w:unhideWhenUsed/>
@@ -4941,11 +4905,11 @@
       <w:szCs w:val="35"/>
     </w:rPr>
   </w:style>
-  <w:style w:type="paragraph" w:styleId="4">
+  <w:style w:type="paragraph" w:styleId="Heading4">
     <w:name w:val="heading 4"/>
-    <w:basedOn w:val="a"/>
-    <w:next w:val="a"/>
-    <w:link w:val="40"/>
+    <w:basedOn w:val="Normal"/>
+    <w:next w:val="Normal"/>
+    <w:link w:val="Heading4Char"/>
     <w:uiPriority w:val="9"/>
     <w:semiHidden/>
     <w:unhideWhenUsed/>
@@ -4964,11 +4928,11 @@
       <w:color w:val="0F4761" w:themeColor="accent1" w:themeShade="BF"/>
     </w:rPr>
   </w:style>
-  <w:style w:type="paragraph" w:styleId="5">
+  <w:style w:type="paragraph" w:styleId="Heading5">
     <w:name w:val="heading 5"/>
-    <w:basedOn w:val="a"/>
-    <w:next w:val="a"/>
-    <w:link w:val="50"/>
+    <w:basedOn w:val="Normal"/>
+    <w:next w:val="Normal"/>
+    <w:link w:val="Heading5Char"/>
     <w:uiPriority w:val="9"/>
     <w:semiHidden/>
     <w:unhideWhenUsed/>
@@ -4985,11 +4949,11 @@
       <w:color w:val="0F4761" w:themeColor="accent1" w:themeShade="BF"/>
     </w:rPr>
   </w:style>
-  <w:style w:type="paragraph" w:styleId="6">
+  <w:style w:type="paragraph" w:styleId="Heading6">
     <w:name w:val="heading 6"/>
-    <w:basedOn w:val="a"/>
-    <w:next w:val="a"/>
-    <w:link w:val="60"/>
+    <w:basedOn w:val="Normal"/>
+    <w:next w:val="Normal"/>
+    <w:link w:val="Heading6Char"/>
     <w:uiPriority w:val="9"/>
     <w:semiHidden/>
     <w:unhideWhenUsed/>
@@ -5008,11 +4972,11 @@
       <w:color w:val="595959" w:themeColor="text1" w:themeTint="A6"/>
     </w:rPr>
   </w:style>
-  <w:style w:type="paragraph" w:styleId="7">
+  <w:style w:type="paragraph" w:styleId="Heading7">
     <w:name w:val="heading 7"/>
-    <w:basedOn w:val="a"/>
-    <w:next w:val="a"/>
-    <w:link w:val="70"/>
+    <w:basedOn w:val="Normal"/>
+    <w:next w:val="Normal"/>
+    <w:link w:val="Heading7Char"/>
     <w:uiPriority w:val="9"/>
     <w:semiHidden/>
     <w:unhideWhenUsed/>
@@ -5029,11 +4993,11 @@
       <w:color w:val="595959" w:themeColor="text1" w:themeTint="A6"/>
     </w:rPr>
   </w:style>
-  <w:style w:type="paragraph" w:styleId="8">
+  <w:style w:type="paragraph" w:styleId="Heading8">
     <w:name w:val="heading 8"/>
-    <w:basedOn w:val="a"/>
-    <w:next w:val="a"/>
-    <w:link w:val="80"/>
+    <w:basedOn w:val="Normal"/>
+    <w:next w:val="Normal"/>
+    <w:link w:val="Heading8Char"/>
     <w:uiPriority w:val="9"/>
     <w:semiHidden/>
     <w:unhideWhenUsed/>
@@ -5052,11 +5016,11 @@
       <w:color w:val="272727" w:themeColor="text1" w:themeTint="D8"/>
     </w:rPr>
   </w:style>
-  <w:style w:type="paragraph" w:styleId="9">
+  <w:style w:type="paragraph" w:styleId="Heading9">
     <w:name w:val="heading 9"/>
-    <w:basedOn w:val="a"/>
-    <w:next w:val="a"/>
-    <w:link w:val="90"/>
+    <w:basedOn w:val="Normal"/>
+    <w:next w:val="Normal"/>
+    <w:link w:val="Heading9Char"/>
     <w:uiPriority w:val="9"/>
     <w:semiHidden/>
     <w:unhideWhenUsed/>
@@ -5073,13 +5037,13 @@
       <w:color w:val="272727" w:themeColor="text1" w:themeTint="D8"/>
     </w:rPr>
   </w:style>
-  <w:style w:type="character" w:default="1" w:styleId="a0">
+  <w:style w:type="character" w:default="1" w:styleId="DefaultParagraphFont">
     <w:name w:val="Default Paragraph Font"/>
     <w:uiPriority w:val="1"/>
     <w:semiHidden/>
     <w:unhideWhenUsed/>
   </w:style>
-  <w:style w:type="table" w:default="1" w:styleId="a1">
+  <w:style w:type="table" w:default="1" w:styleId="TableNormal">
     <w:name w:val="Normal Table"/>
     <w:uiPriority w:val="99"/>
     <w:semiHidden/>
@@ -5094,16 +5058,16 @@
       </w:tblCellMar>
     </w:tblPr>
   </w:style>
-  <w:style w:type="numbering" w:default="1" w:styleId="a2">
+  <w:style w:type="numbering" w:default="1" w:styleId="NoList">
     <w:name w:val="No List"/>
     <w:uiPriority w:val="99"/>
     <w:semiHidden/>
     <w:unhideWhenUsed/>
   </w:style>
-  <w:style w:type="character" w:customStyle="1" w:styleId="10">
-    <w:name w:val="หัวเรื่อง 1 อักขระ"/>
-    <w:basedOn w:val="a0"/>
-    <w:link w:val="1"/>
+  <w:style w:type="character" w:customStyle="1" w:styleId="Heading1Char">
+    <w:name w:val="Heading 1 Char"/>
+    <w:basedOn w:val="DefaultParagraphFont"/>
+    <w:link w:val="Heading1"/>
     <w:uiPriority w:val="9"/>
     <w:rsid w:val="00457D09"/>
     <w:rPr>
@@ -5113,10 +5077,10 @@
       <w:szCs w:val="50"/>
     </w:rPr>
   </w:style>
-  <w:style w:type="character" w:customStyle="1" w:styleId="20">
-    <w:name w:val="หัวเรื่อง 2 อักขระ"/>
-    <w:basedOn w:val="a0"/>
-    <w:link w:val="2"/>
+  <w:style w:type="character" w:customStyle="1" w:styleId="Heading2Char">
+    <w:name w:val="Heading 2 Char"/>
+    <w:basedOn w:val="DefaultParagraphFont"/>
+    <w:link w:val="Heading2"/>
     <w:uiPriority w:val="9"/>
     <w:semiHidden/>
     <w:rsid w:val="00457D09"/>
@@ -5127,10 +5091,10 @@
       <w:szCs w:val="40"/>
     </w:rPr>
   </w:style>
-  <w:style w:type="character" w:customStyle="1" w:styleId="30">
-    <w:name w:val="หัวเรื่อง 3 อักขระ"/>
-    <w:basedOn w:val="a0"/>
-    <w:link w:val="3"/>
+  <w:style w:type="character" w:customStyle="1" w:styleId="Heading3Char">
+    <w:name w:val="Heading 3 Char"/>
+    <w:basedOn w:val="DefaultParagraphFont"/>
+    <w:link w:val="Heading3"/>
     <w:uiPriority w:val="9"/>
     <w:semiHidden/>
     <w:rsid w:val="00457D09"/>
@@ -5141,10 +5105,10 @@
       <w:szCs w:val="35"/>
     </w:rPr>
   </w:style>
-  <w:style w:type="character" w:customStyle="1" w:styleId="40">
-    <w:name w:val="หัวเรื่อง 4 อักขระ"/>
-    <w:basedOn w:val="a0"/>
-    <w:link w:val="4"/>
+  <w:style w:type="character" w:customStyle="1" w:styleId="Heading4Char">
+    <w:name w:val="Heading 4 Char"/>
+    <w:basedOn w:val="DefaultParagraphFont"/>
+    <w:link w:val="Heading4"/>
     <w:uiPriority w:val="9"/>
     <w:semiHidden/>
     <w:rsid w:val="00457D09"/>
@@ -5155,10 +5119,10 @@
       <w:color w:val="0F4761" w:themeColor="accent1" w:themeShade="BF"/>
     </w:rPr>
   </w:style>
-  <w:style w:type="character" w:customStyle="1" w:styleId="50">
-    <w:name w:val="หัวเรื่อง 5 อักขระ"/>
-    <w:basedOn w:val="a0"/>
-    <w:link w:val="5"/>
+  <w:style w:type="character" w:customStyle="1" w:styleId="Heading5Char">
+    <w:name w:val="Heading 5 Char"/>
+    <w:basedOn w:val="DefaultParagraphFont"/>
+    <w:link w:val="Heading5"/>
     <w:uiPriority w:val="9"/>
     <w:semiHidden/>
     <w:rsid w:val="00457D09"/>
@@ -5167,10 +5131,10 @@
       <w:color w:val="0F4761" w:themeColor="accent1" w:themeShade="BF"/>
     </w:rPr>
   </w:style>
-  <w:style w:type="character" w:customStyle="1" w:styleId="60">
-    <w:name w:val="หัวเรื่อง 6 อักขระ"/>
-    <w:basedOn w:val="a0"/>
-    <w:link w:val="6"/>
+  <w:style w:type="character" w:customStyle="1" w:styleId="Heading6Char">
+    <w:name w:val="Heading 6 Char"/>
+    <w:basedOn w:val="DefaultParagraphFont"/>
+    <w:link w:val="Heading6"/>
     <w:uiPriority w:val="9"/>
     <w:semiHidden/>
     <w:rsid w:val="00457D09"/>
@@ -5181,10 +5145,10 @@
       <w:color w:val="595959" w:themeColor="text1" w:themeTint="A6"/>
     </w:rPr>
   </w:style>
-  <w:style w:type="character" w:customStyle="1" w:styleId="70">
-    <w:name w:val="หัวเรื่อง 7 อักขระ"/>
-    <w:basedOn w:val="a0"/>
-    <w:link w:val="7"/>
+  <w:style w:type="character" w:customStyle="1" w:styleId="Heading7Char">
+    <w:name w:val="Heading 7 Char"/>
+    <w:basedOn w:val="DefaultParagraphFont"/>
+    <w:link w:val="Heading7"/>
     <w:uiPriority w:val="9"/>
     <w:semiHidden/>
     <w:rsid w:val="00457D09"/>
@@ -5193,10 +5157,10 @@
       <w:color w:val="595959" w:themeColor="text1" w:themeTint="A6"/>
     </w:rPr>
   </w:style>
-  <w:style w:type="character" w:customStyle="1" w:styleId="80">
-    <w:name w:val="หัวเรื่อง 8 อักขระ"/>
-    <w:basedOn w:val="a0"/>
-    <w:link w:val="8"/>
+  <w:style w:type="character" w:customStyle="1" w:styleId="Heading8Char">
+    <w:name w:val="Heading 8 Char"/>
+    <w:basedOn w:val="DefaultParagraphFont"/>
+    <w:link w:val="Heading8"/>
     <w:uiPriority w:val="9"/>
     <w:semiHidden/>
     <w:rsid w:val="00457D09"/>
@@ -5207,10 +5171,10 @@
       <w:color w:val="272727" w:themeColor="text1" w:themeTint="D8"/>
     </w:rPr>
   </w:style>
-  <w:style w:type="character" w:customStyle="1" w:styleId="90">
-    <w:name w:val="หัวเรื่อง 9 อักขระ"/>
-    <w:basedOn w:val="a0"/>
-    <w:link w:val="9"/>
+  <w:style w:type="character" w:customStyle="1" w:styleId="Heading9Char">
+    <w:name w:val="Heading 9 Char"/>
+    <w:basedOn w:val="DefaultParagraphFont"/>
+    <w:link w:val="Heading9"/>
     <w:uiPriority w:val="9"/>
     <w:semiHidden/>
     <w:rsid w:val="00457D09"/>
@@ -5219,11 +5183,11 @@
       <w:color w:val="272727" w:themeColor="text1" w:themeTint="D8"/>
     </w:rPr>
   </w:style>
-  <w:style w:type="paragraph" w:styleId="a3">
+  <w:style w:type="paragraph" w:styleId="Title">
     <w:name w:val="Title"/>
-    <w:basedOn w:val="a"/>
-    <w:next w:val="a"/>
-    <w:link w:val="a4"/>
+    <w:basedOn w:val="Normal"/>
+    <w:next w:val="Normal"/>
+    <w:link w:val="TitleChar"/>
     <w:uiPriority w:val="10"/>
     <w:qFormat/>
     <w:rsid w:val="00457D09"/>
@@ -5239,10 +5203,10 @@
       <w:szCs w:val="71"/>
     </w:rPr>
   </w:style>
-  <w:style w:type="character" w:customStyle="1" w:styleId="a4">
-    <w:name w:val="ชื่อเรื่อง อักขระ"/>
-    <w:basedOn w:val="a0"/>
-    <w:link w:val="a3"/>
+  <w:style w:type="character" w:customStyle="1" w:styleId="TitleChar">
+    <w:name w:val="Title Char"/>
+    <w:basedOn w:val="DefaultParagraphFont"/>
+    <w:link w:val="Title"/>
     <w:uiPriority w:val="10"/>
     <w:rsid w:val="00457D09"/>
     <w:rPr>
@@ -5253,11 +5217,11 @@
       <w:szCs w:val="71"/>
     </w:rPr>
   </w:style>
-  <w:style w:type="paragraph" w:styleId="a5">
+  <w:style w:type="paragraph" w:styleId="Subtitle">
     <w:name w:val="Subtitle"/>
-    <w:basedOn w:val="a"/>
-    <w:next w:val="a"/>
-    <w:link w:val="a6"/>
+    <w:basedOn w:val="Normal"/>
+    <w:next w:val="Normal"/>
+    <w:link w:val="SubtitleChar"/>
     <w:uiPriority w:val="11"/>
     <w:qFormat/>
     <w:rsid w:val="00457D09"/>
@@ -5274,10 +5238,10 @@
       <w:szCs w:val="35"/>
     </w:rPr>
   </w:style>
-  <w:style w:type="character" w:customStyle="1" w:styleId="a6">
-    <w:name w:val="ชื่อเรื่องรอง อักขระ"/>
-    <w:basedOn w:val="a0"/>
-    <w:link w:val="a5"/>
+  <w:style w:type="character" w:customStyle="1" w:styleId="SubtitleChar">
+    <w:name w:val="Subtitle Char"/>
+    <w:basedOn w:val="DefaultParagraphFont"/>
+    <w:link w:val="Subtitle"/>
     <w:uiPriority w:val="11"/>
     <w:rsid w:val="00457D09"/>
     <w:rPr>
@@ -5288,11 +5252,11 @@
       <w:szCs w:val="35"/>
     </w:rPr>
   </w:style>
-  <w:style w:type="paragraph" w:styleId="a7">
+  <w:style w:type="paragraph" w:styleId="Quote">
     <w:name w:val="Quote"/>
-    <w:basedOn w:val="a"/>
-    <w:next w:val="a"/>
-    <w:link w:val="a8"/>
+    <w:basedOn w:val="Normal"/>
+    <w:next w:val="Normal"/>
+    <w:link w:val="QuoteChar"/>
     <w:uiPriority w:val="29"/>
     <w:qFormat/>
     <w:rsid w:val="00457D09"/>
@@ -5306,10 +5270,10 @@
       <w:color w:val="404040" w:themeColor="text1" w:themeTint="BF"/>
     </w:rPr>
   </w:style>
-  <w:style w:type="character" w:customStyle="1" w:styleId="a8">
-    <w:name w:val="คำอ้างอิง อักขระ"/>
-    <w:basedOn w:val="a0"/>
-    <w:link w:val="a7"/>
+  <w:style w:type="character" w:customStyle="1" w:styleId="QuoteChar">
+    <w:name w:val="Quote Char"/>
+    <w:basedOn w:val="DefaultParagraphFont"/>
+    <w:link w:val="Quote"/>
     <w:uiPriority w:val="29"/>
     <w:rsid w:val="00457D09"/>
     <w:rPr>
@@ -5318,9 +5282,9 @@
       <w:color w:val="404040" w:themeColor="text1" w:themeTint="BF"/>
     </w:rPr>
   </w:style>
-  <w:style w:type="paragraph" w:styleId="a9">
+  <w:style w:type="paragraph" w:styleId="ListParagraph">
     <w:name w:val="List Paragraph"/>
-    <w:basedOn w:val="a"/>
+    <w:basedOn w:val="Normal"/>
     <w:uiPriority w:val="34"/>
     <w:qFormat/>
     <w:rsid w:val="00457D09"/>
@@ -5329,9 +5293,9 @@
       <w:contextualSpacing/>
     </w:pPr>
   </w:style>
-  <w:style w:type="character" w:styleId="aa">
+  <w:style w:type="character" w:styleId="IntenseEmphasis">
     <w:name w:val="Intense Emphasis"/>
-    <w:basedOn w:val="a0"/>
+    <w:basedOn w:val="DefaultParagraphFont"/>
     <w:uiPriority w:val="21"/>
     <w:qFormat/>
     <w:rsid w:val="00457D09"/>
@@ -5341,11 +5305,11 @@
       <w:color w:val="0F4761" w:themeColor="accent1" w:themeShade="BF"/>
     </w:rPr>
   </w:style>
-  <w:style w:type="paragraph" w:styleId="ab">
+  <w:style w:type="paragraph" w:styleId="IntenseQuote">
     <w:name w:val="Intense Quote"/>
-    <w:basedOn w:val="a"/>
-    <w:next w:val="a"/>
-    <w:link w:val="ac"/>
+    <w:basedOn w:val="Normal"/>
+    <w:next w:val="Normal"/>
+    <w:link w:val="IntenseQuoteChar"/>
     <w:uiPriority w:val="30"/>
     <w:qFormat/>
     <w:rsid w:val="00457D09"/>
@@ -5364,10 +5328,10 @@
       <w:color w:val="0F4761" w:themeColor="accent1" w:themeShade="BF"/>
     </w:rPr>
   </w:style>
-  <w:style w:type="character" w:customStyle="1" w:styleId="ac">
-    <w:name w:val="ทำให้คำอ้างอิงเป็นสีเข้มขึ้น อักขระ"/>
-    <w:basedOn w:val="a0"/>
-    <w:link w:val="ab"/>
+  <w:style w:type="character" w:customStyle="1" w:styleId="IntenseQuoteChar">
+    <w:name w:val="Intense Quote Char"/>
+    <w:basedOn w:val="DefaultParagraphFont"/>
+    <w:link w:val="IntenseQuote"/>
     <w:uiPriority w:val="30"/>
     <w:rsid w:val="00457D09"/>
     <w:rPr>
@@ -5376,9 +5340,9 @@
       <w:color w:val="0F4761" w:themeColor="accent1" w:themeShade="BF"/>
     </w:rPr>
   </w:style>
-  <w:style w:type="character" w:styleId="ad">
+  <w:style w:type="character" w:styleId="IntenseReference">
     <w:name w:val="Intense Reference"/>
-    <w:basedOn w:val="a0"/>
+    <w:basedOn w:val="DefaultParagraphFont"/>
     <w:uiPriority w:val="32"/>
     <w:qFormat/>
     <w:rsid w:val="00457D09"/>
@@ -5390,7 +5354,7 @@
       <w:spacing w:val="5"/>
     </w:rPr>
   </w:style>
-  <w:style w:type="paragraph" w:styleId="ae">
+  <w:style w:type="paragraph" w:styleId="NoSpacing">
     <w:name w:val="No Spacing"/>
     <w:uiPriority w:val="1"/>
     <w:qFormat/>
@@ -5399,9 +5363,9 @@
       <w:spacing w:after="0" w:line="240" w:lineRule="auto"/>
     </w:pPr>
   </w:style>
-  <w:style w:type="table" w:styleId="af">
+  <w:style w:type="table" w:styleId="TableGrid">
     <w:name w:val="Table Grid"/>
-    <w:basedOn w:val="a1"/>
+    <w:basedOn w:val="TableNormal"/>
     <w:uiPriority w:val="39"/>
     <w:rsid w:val="00893389"/>
     <w:pPr>
@@ -5717,12 +5681,8 @@
 </file>
 
 <file path=customXml/item1.xml><?xml version="1.0" encoding="utf-8"?>
-<b:Sources xmlns:b="http://schemas.openxmlformats.org/officeDocument/2006/bibliography" xmlns="http://schemas.openxmlformats.org/officeDocument/2006/bibliography" SelectedStyle="\APASixthEditionOfficeOnline.xsl" StyleName="APA" Version="6"/>
-</file>
-
-<file path=customXml/item2.xml><?xml version="1.0" encoding="utf-8"?>
-<ct:contentTypeSchema xmlns:ct="http://schemas.microsoft.com/office/2006/metadata/contentType" xmlns:ma="http://schemas.microsoft.com/office/2006/metadata/properties/metaAttributes" ct:_="" ma:_="" ma:contentTypeName="เอกสาร" ma:contentTypeID="0x010100635C092CABE9D145A56D36AB4E2A3327" ma:contentTypeVersion="12" ma:contentTypeDescription="สร้างเอกสารใหม่" ma:contentTypeScope="" ma:versionID="8506be4bb5bea71e4cbe4610f0912fce">
-  <xsd:schema xmlns:xsd="http://www.w3.org/2001/XMLSchema" xmlns:xs="http://www.w3.org/2001/XMLSchema" xmlns:p="http://schemas.microsoft.com/office/2006/metadata/properties" xmlns:ns2="12c76430-af29-40fc-a49f-a7c3333ae551" xmlns:ns3="8e04548f-3c8c-4049-918b-e7dfc92f9aa7" targetNamespace="http://schemas.microsoft.com/office/2006/metadata/properties" ma:root="true" ma:fieldsID="3e900fa4ddd64a8a99d798e7aa271d81" ns2:_="" ns3:_="">
+<ct:contentTypeSchema xmlns:ct="http://schemas.microsoft.com/office/2006/metadata/contentType" xmlns:ma="http://schemas.microsoft.com/office/2006/metadata/properties/metaAttributes" ct:_="" ma:_="" ma:contentTypeName="Document" ma:contentTypeID="0x010100635C092CABE9D145A56D36AB4E2A3327" ma:contentTypeVersion="12" ma:contentTypeDescription="Create a new document." ma:contentTypeScope="" ma:versionID="eb71e0d993f5cca0ff19d93f245ca1c3">
+  <xsd:schema xmlns:xsd="http://www.w3.org/2001/XMLSchema" xmlns:xs="http://www.w3.org/2001/XMLSchema" xmlns:p="http://schemas.microsoft.com/office/2006/metadata/properties" xmlns:ns2="12c76430-af29-40fc-a49f-a7c3333ae551" xmlns:ns3="8e04548f-3c8c-4049-918b-e7dfc92f9aa7" targetNamespace="http://schemas.microsoft.com/office/2006/metadata/properties" ma:root="true" ma:fieldsID="ed9bd4910c5656df395b2f9fc77eeaad" ns2:_="" ns3:_="">
     <xsd:import namespace="12c76430-af29-40fc-a49f-a7c3333ae551"/>
     <xsd:import namespace="8e04548f-3c8c-4049-918b-e7dfc92f9aa7"/>
     <xsd:element name="properties">
@@ -5772,7 +5732,7 @@
         <xsd:restriction base="dms:Text"/>
       </xsd:simpleType>
     </xsd:element>
-    <xsd:element name="lcf76f155ced4ddcb4097134ff3c332f" ma:index="13" nillable="true" ma:taxonomy="true" ma:internalName="lcf76f155ced4ddcb4097134ff3c332f" ma:taxonomyFieldName="MediaServiceImageTags" ma:displayName="แท็กรูป" ma:readOnly="false" ma:fieldId="{5cf76f15-5ced-4ddc-b409-7134ff3c332f}" ma:taxonomyMulti="true" ma:sspId="b6c7b84a-44aa-44af-b0d3-89560a1c99db" ma:termSetId="09814cd3-568e-fe90-9814-8d621ff8fb84" ma:anchorId="fba54fb3-c3e1-fe81-a776-ca4b69148c4d" ma:open="true" ma:isKeyword="false">
+    <xsd:element name="lcf76f155ced4ddcb4097134ff3c332f" ma:index="13" nillable="true" ma:taxonomy="true" ma:internalName="lcf76f155ced4ddcb4097134ff3c332f" ma:taxonomyFieldName="MediaServiceImageTags" ma:displayName="Image Tags" ma:readOnly="false" ma:fieldId="{5cf76f15-5ced-4ddc-b409-7134ff3c332f}" ma:taxonomyMulti="true" ma:sspId="b6c7b84a-44aa-44af-b0d3-89560a1c99db" ma:termSetId="09814cd3-568e-fe90-9814-8d621ff8fb84" ma:anchorId="fba54fb3-c3e1-fe81-a776-ca4b69148c4d" ma:open="true" ma:isKeyword="false">
       <xsd:complexType>
         <xsd:sequence>
           <xsd:element ref="pc:Terms" minOccurs="0" maxOccurs="1"/>
@@ -5831,8 +5791,8 @@
         <xsd:element ref="dc:creator" minOccurs="0" maxOccurs="1"/>
         <xsd:element ref="dcterms:created" minOccurs="0" maxOccurs="1"/>
         <xsd:element ref="dc:identifier" minOccurs="0" maxOccurs="1"/>
-        <xsd:element name="contentType" minOccurs="0" maxOccurs="1" type="xsd:string" ma:index="0" ma:displayName="ชนิดเนื้อหา"/>
-        <xsd:element ref="dc:title" minOccurs="0" maxOccurs="1" ma:index="4" ma:displayName="ชื่อเรื่อง"/>
+        <xsd:element name="contentType" minOccurs="0" maxOccurs="1" type="xsd:string" ma:index="0" ma:displayName="Content Type"/>
+        <xsd:element ref="dc:title" minOccurs="0" maxOccurs="1" ma:index="4" ma:displayName="Title"/>
         <xsd:element ref="dc:subject" minOccurs="0" maxOccurs="1"/>
         <xsd:element ref="dc:description" minOccurs="0" maxOccurs="1"/>
         <xsd:element name="keywords" minOccurs="0" maxOccurs="1" type="xsd:string"/>
@@ -5921,16 +5881,11 @@
 </ct:contentTypeSchema>
 </file>
 
-<file path=customXml/item3.xml><?xml version="1.0" encoding="utf-8"?>
-<?mso-contentType ?>
-<FormTemplates xmlns="http://schemas.microsoft.com/sharepoint/v3/contenttype/forms">
-  <Display>DocumentLibraryForm</Display>
-  <Edit>DocumentLibraryForm</Edit>
-  <New>DocumentLibraryForm</New>
-</FormTemplates>
+<file path=customXml/item2.xml><?xml version="1.0" encoding="utf-8"?>
+<b:Sources xmlns:b="http://schemas.openxmlformats.org/officeDocument/2006/bibliography" xmlns="http://schemas.openxmlformats.org/officeDocument/2006/bibliography" SelectedStyle="\APASixthEditionOfficeOnline.xsl" StyleName="APA" Version="6"/>
 </file>
 
-<file path=customXml/item4.xml><?xml version="1.0" encoding="utf-8"?>
+<file path=customXml/item3.xml><?xml version="1.0" encoding="utf-8"?>
 <p:properties xmlns:p="http://schemas.microsoft.com/office/2006/metadata/properties" xmlns:xsi="http://www.w3.org/2001/XMLSchema-instance" xmlns:pc="http://schemas.microsoft.com/office/infopath/2007/PartnerControls">
   <documentManagement>
     <lcf76f155ced4ddcb4097134ff3c332f xmlns="12c76430-af29-40fc-a49f-a7c3333ae551">
@@ -5941,7 +5896,20 @@
 </p:properties>
 </file>
 
+<file path=customXml/item4.xml><?xml version="1.0" encoding="utf-8"?>
+<?mso-contentType ?>
+<FormTemplates xmlns="http://schemas.microsoft.com/sharepoint/v3/contenttype/forms">
+  <Display>DocumentLibraryForm</Display>
+  <Edit>DocumentLibraryForm</Edit>
+  <New>DocumentLibraryForm</New>
+</FormTemplates>
+</file>
+
 <file path=customXml/itemProps1.xml><?xml version="1.0" encoding="utf-8"?>
+<ds:datastoreItem xmlns:ds="http://schemas.openxmlformats.org/officeDocument/2006/customXml" ds:itemID="{7E30BFE8-8709-4791-B18C-B2751DE5C4DE}"/>
+</file>
+
+<file path=customXml/itemProps2.xml><?xml version="1.0" encoding="utf-8"?>
 <ds:datastoreItem xmlns:ds="http://schemas.openxmlformats.org/officeDocument/2006/customXml" ds:itemID="{F4FFFFA8-C724-49A1-9C32-5F84303CD950}">
   <ds:schemaRefs>
     <ds:schemaRef ds:uri="http://schemas.openxmlformats.org/officeDocument/2006/bibliography"/>
@@ -5949,14 +5917,21 @@
 </ds:datastoreItem>
 </file>
 
-<file path=customXml/itemProps2.xml><?xml version="1.0" encoding="utf-8"?>
-<ds:datastoreItem xmlns:ds="http://schemas.openxmlformats.org/officeDocument/2006/customXml" ds:itemID="{97CEC5F0-4BB2-40A9-9D4A-70CFC2BE1B41}"/>
-</file>
-
 <file path=customXml/itemProps3.xml><?xml version="1.0" encoding="utf-8"?>
-<ds:datastoreItem xmlns:ds="http://schemas.openxmlformats.org/officeDocument/2006/customXml" ds:itemID="{A6912080-EBA1-4A1E-A2AA-EC0EBB0AA5C3}"/>
+<ds:datastoreItem xmlns:ds="http://schemas.openxmlformats.org/officeDocument/2006/customXml" ds:itemID="{974C7D97-661A-4E20-9AC0-7D3DFE233EDB}">
+  <ds:schemaRefs>
+    <ds:schemaRef ds:uri="http://schemas.microsoft.com/office/2006/metadata/properties"/>
+    <ds:schemaRef ds:uri="http://schemas.microsoft.com/office/infopath/2007/PartnerControls"/>
+    <ds:schemaRef ds:uri="12c76430-af29-40fc-a49f-a7c3333ae551"/>
+    <ds:schemaRef ds:uri="8e04548f-3c8c-4049-918b-e7dfc92f9aa7"/>
+  </ds:schemaRefs>
+</ds:datastoreItem>
 </file>
 
 <file path=customXml/itemProps4.xml><?xml version="1.0" encoding="utf-8"?>
-<ds:datastoreItem xmlns:ds="http://schemas.openxmlformats.org/officeDocument/2006/customXml" ds:itemID="{974C7D97-661A-4E20-9AC0-7D3DFE233EDB}"/>
+<ds:datastoreItem xmlns:ds="http://schemas.openxmlformats.org/officeDocument/2006/customXml" ds:itemID="{A6912080-EBA1-4A1E-A2AA-EC0EBB0AA5C3}">
+  <ds:schemaRefs>
+    <ds:schemaRef ds:uri="http://schemas.microsoft.com/sharepoint/v3/contenttype/forms"/>
+  </ds:schemaRefs>
+</ds:datastoreItem>
 </file>